--- a/Руководство пользователя.docx
+++ b/Руководство пользователя.docx
@@ -135,7 +135,6 @@
           <w:rFonts w:ascii="Times New Roman" w:hAnsi="Times New Roman" w:cs="Times New Roman"/>
           <w:sz w:val="40"/>
           <w:szCs w:val="40"/>
-          <w:lang w:val="en-US"/>
         </w:rPr>
       </w:pPr>
       <w:r>
@@ -143,13 +142,21 @@
           <w:rFonts w:ascii="Times New Roman" w:hAnsi="Times New Roman" w:cs="Times New Roman"/>
           <w:sz w:val="40"/>
           <w:szCs w:val="40"/>
-          <w:lang w:val="en-US"/>
         </w:rPr>
         <w:br w:type="page"/>
       </w:r>
     </w:p>
     <w:sdt>
       <w:sdtPr>
+        <w:rPr>
+          <w:rFonts w:asciiTheme="minorHAnsi" w:eastAsiaTheme="minorHAnsi" w:hAnsiTheme="minorHAnsi" w:cstheme="minorBidi"/>
+          <w:color w:val="auto"/>
+          <w:kern w:val="2"/>
+          <w:sz w:val="24"/>
+          <w:szCs w:val="24"/>
+          <w:lang w:eastAsia="en-US"/>
+          <w14:ligatures w14:val="standardContextual"/>
+        </w:rPr>
         <w:id w:val="904418587"/>
         <w:docPartObj>
           <w:docPartGallery w:val="Table of Contents"/>
@@ -158,15 +165,8 @@
       </w:sdtPr>
       <w:sdtEndPr>
         <w:rPr>
-          <w:rFonts w:asciiTheme="minorHAnsi" w:eastAsiaTheme="minorHAnsi" w:hAnsiTheme="minorHAnsi" w:cstheme="minorBidi"/>
           <w:b/>
           <w:bCs/>
-          <w:color w:val="auto"/>
-          <w:kern w:val="2"/>
-          <w:sz w:val="24"/>
-          <w:szCs w:val="24"/>
-          <w:lang w:eastAsia="en-US"/>
-          <w14:ligatures w14:val="standardContextual"/>
         </w:rPr>
       </w:sdtEndPr>
       <w:sdtContent>
@@ -3155,32 +3155,171 @@
     </w:p>
     <w:p>
       <w:pPr>
-        <w:rPr>
-          <w:rFonts w:ascii="Times New Roman" w:hAnsi="Times New Roman" w:cs="Times New Roman"/>
-          <w:sz w:val="28"/>
-          <w:szCs w:val="28"/>
-        </w:rPr>
-      </w:pPr>
-      <w:r>
-        <w:rPr>
-          <w:rFonts w:ascii="Times New Roman" w:hAnsi="Times New Roman" w:cs="Times New Roman"/>
-          <w:sz w:val="28"/>
-          <w:szCs w:val="28"/>
-        </w:rPr>
-        <w:t>Убедиться в наличии прав на микрофон, нажать на экранную кнопку с иконкой микрофона и произнести тестовую команду (например, «два плюс два»)</w:t>
-      </w:r>
-    </w:p>
-    <w:p>
-      <w:pPr>
-        <w:rPr>
-          <w:rFonts w:ascii="Times New Roman" w:hAnsi="Times New Roman" w:cs="Times New Roman"/>
-          <w:sz w:val="28"/>
-          <w:szCs w:val="28"/>
-        </w:rPr>
-      </w:pPr>
-    </w:p>
-    <w:p>
-      <w:pPr>
+        <w:numPr>
+          <w:ilvl w:val="0"/>
+          <w:numId w:val="24"/>
+        </w:numPr>
+        <w:rPr>
+          <w:rFonts w:ascii="Times New Roman" w:hAnsi="Times New Roman" w:cs="Times New Roman"/>
+          <w:sz w:val="28"/>
+          <w:szCs w:val="28"/>
+        </w:rPr>
+      </w:pPr>
+      <w:r>
+        <w:rPr>
+          <w:rFonts w:ascii="Times New Roman" w:hAnsi="Times New Roman" w:cs="Times New Roman"/>
+          <w:sz w:val="28"/>
+          <w:szCs w:val="28"/>
+        </w:rPr>
+        <w:t>Убедиться, что в настройках устройства предоставлены права доступа к микрофону.</w:t>
+      </w:r>
+    </w:p>
+    <w:p>
+      <w:pPr>
+        <w:numPr>
+          <w:ilvl w:val="0"/>
+          <w:numId w:val="24"/>
+        </w:numPr>
+        <w:rPr>
+          <w:rFonts w:ascii="Times New Roman" w:hAnsi="Times New Roman" w:cs="Times New Roman"/>
+          <w:sz w:val="28"/>
+          <w:szCs w:val="28"/>
+        </w:rPr>
+      </w:pPr>
+      <w:r>
+        <w:rPr>
+          <w:rFonts w:ascii="Times New Roman" w:hAnsi="Times New Roman" w:cs="Times New Roman"/>
+          <w:sz w:val="28"/>
+          <w:szCs w:val="28"/>
+        </w:rPr>
+        <w:t xml:space="preserve">Нажать на центральную экранную кнопку с иконкой </w:t>
+      </w:r>
+      <w:r>
+        <w:rPr>
+          <w:rFonts w:ascii="Times New Roman" w:hAnsi="Times New Roman" w:cs="Times New Roman"/>
+          <w:b/>
+          <w:bCs/>
+          <w:sz w:val="28"/>
+          <w:szCs w:val="28"/>
+        </w:rPr>
+        <w:t>Микрофона</w:t>
+      </w:r>
+      <w:r>
+        <w:rPr>
+          <w:rFonts w:ascii="Times New Roman" w:hAnsi="Times New Roman" w:cs="Times New Roman"/>
+          <w:sz w:val="28"/>
+          <w:szCs w:val="28"/>
+        </w:rPr>
+        <w:t>.</w:t>
+      </w:r>
+    </w:p>
+    <w:p>
+      <w:pPr>
+        <w:numPr>
+          <w:ilvl w:val="0"/>
+          <w:numId w:val="24"/>
+        </w:numPr>
+        <w:rPr>
+          <w:rFonts w:ascii="Times New Roman" w:hAnsi="Times New Roman" w:cs="Times New Roman"/>
+          <w:sz w:val="28"/>
+          <w:szCs w:val="28"/>
+        </w:rPr>
+      </w:pPr>
+      <w:r>
+        <w:rPr>
+          <w:rFonts w:ascii="Times New Roman" w:hAnsi="Times New Roman" w:cs="Times New Roman"/>
+          <w:sz w:val="28"/>
+          <w:szCs w:val="28"/>
+        </w:rPr>
+        <w:t xml:space="preserve">Отчетливо произнести тестовую команду: </w:t>
+      </w:r>
+      <w:r>
+        <w:rPr>
+          <w:rFonts w:ascii="Times New Roman" w:hAnsi="Times New Roman" w:cs="Times New Roman"/>
+          <w:i/>
+          <w:iCs/>
+          <w:sz w:val="28"/>
+          <w:szCs w:val="28"/>
+        </w:rPr>
+        <w:t>«два плюс два»</w:t>
+      </w:r>
+      <w:r>
+        <w:rPr>
+          <w:rFonts w:ascii="Times New Roman" w:hAnsi="Times New Roman" w:cs="Times New Roman"/>
+          <w:sz w:val="28"/>
+          <w:szCs w:val="28"/>
+        </w:rPr>
+        <w:t>.</w:t>
+      </w:r>
+    </w:p>
+    <w:p>
+      <w:pPr>
+        <w:numPr>
+          <w:ilvl w:val="0"/>
+          <w:numId w:val="24"/>
+        </w:numPr>
+        <w:rPr>
+          <w:rFonts w:ascii="Times New Roman" w:hAnsi="Times New Roman" w:cs="Times New Roman"/>
+          <w:sz w:val="28"/>
+          <w:szCs w:val="28"/>
+        </w:rPr>
+      </w:pPr>
+      <w:r>
+        <w:rPr>
+          <w:rFonts w:ascii="Times New Roman" w:hAnsi="Times New Roman" w:cs="Times New Roman"/>
+          <w:sz w:val="28"/>
+          <w:szCs w:val="28"/>
+        </w:rPr>
+        <w:t>Убедиться, что на экране отобразился распознанный текст 2 + 2 и правильный результат 4.</w:t>
+      </w:r>
+    </w:p>
+    <w:p>
+      <w:pPr>
+        <w:ind w:left="720"/>
+        <w:rPr>
+          <w:rFonts w:ascii="Times New Roman" w:hAnsi="Times New Roman" w:cs="Times New Roman"/>
+          <w:sz w:val="28"/>
+          <w:szCs w:val="28"/>
+          <w:lang w:val="en-US"/>
+        </w:rPr>
+      </w:pPr>
+    </w:p>
+    <w:p>
+      <w:pPr>
+        <w:ind w:left="720"/>
+        <w:rPr>
+          <w:rFonts w:ascii="Times New Roman" w:hAnsi="Times New Roman" w:cs="Times New Roman"/>
+          <w:sz w:val="28"/>
+          <w:szCs w:val="28"/>
+          <w:lang w:val="en-US"/>
+        </w:rPr>
+      </w:pPr>
+    </w:p>
+    <w:p>
+      <w:pPr>
+        <w:ind w:left="720"/>
+        <w:rPr>
+          <w:rFonts w:ascii="Times New Roman" w:hAnsi="Times New Roman" w:cs="Times New Roman"/>
+          <w:sz w:val="28"/>
+          <w:szCs w:val="28"/>
+          <w:lang w:val="en-US"/>
+        </w:rPr>
+      </w:pPr>
+    </w:p>
+    <w:p>
+      <w:pPr>
+        <w:ind w:left="720"/>
+        <w:rPr>
+          <w:rFonts w:ascii="Times New Roman" w:hAnsi="Times New Roman" w:cs="Times New Roman"/>
+          <w:sz w:val="28"/>
+          <w:szCs w:val="28"/>
+          <w:lang w:val="en-US"/>
+        </w:rPr>
+      </w:pPr>
+    </w:p>
+    <w:p>
+      <w:pPr>
+        <w:ind w:left="720"/>
         <w:rPr>
           <w:rFonts w:ascii="Times New Roman" w:hAnsi="Times New Roman" w:cs="Times New Roman"/>
           <w:sz w:val="28"/>
@@ -3198,6 +3337,7 @@
         </w:rPr>
       </w:pPr>
       <w:r>
+        <w:lastRenderedPageBreak/>
         <w:t>4. Описание операций</w:t>
       </w:r>
     </w:p>
@@ -3279,7 +3419,6 @@
           <w:sz w:val="28"/>
           <w:szCs w:val="28"/>
         </w:rPr>
-        <w:lastRenderedPageBreak/>
         <w:t>Распознавание ключевых слов и операций:</w:t>
       </w:r>
     </w:p>
@@ -3441,299 +3580,508 @@
     <w:p>
       <w:pPr>
         <w:pStyle w:val="1"/>
-      </w:pPr>
-      <w:bookmarkStart w:id="16" w:name="_Toc244087178"/>
+        <w:rPr>
+          <w:lang w:val="en-US"/>
+        </w:rPr>
+      </w:pPr>
       <w:r>
         <w:t>4.2. Описание операций, необходимых для выполнения функций, комплексов задач, процедур</w:t>
       </w:r>
-      <w:bookmarkEnd w:id="16"/>
     </w:p>
     <w:p>
       <w:pPr>
         <w:pStyle w:val="2"/>
       </w:pPr>
-      <w:bookmarkStart w:id="17" w:name="_Toc244087179"/>
       <w:r>
         <w:t>4.2.1. Операция «Выполнение голосового расчета»</w:t>
       </w:r>
-      <w:bookmarkEnd w:id="17"/>
+    </w:p>
+    <w:p>
+      <w:r>
+        <w:rPr>
+          <w:rFonts w:ascii="Times New Roman" w:hAnsi="Times New Roman" w:cs="Times New Roman"/>
+          <w:b/>
+          <w:bCs/>
+          <w:sz w:val="28"/>
+          <w:szCs w:val="28"/>
+        </w:rPr>
+        <w:t>Наименование</w:t>
+      </w:r>
+      <w:r>
+        <w:t xml:space="preserve"> </w:t>
+      </w:r>
+      <w:r>
+        <w:rPr>
+          <w:rFonts w:ascii="Times New Roman" w:hAnsi="Times New Roman" w:cs="Times New Roman"/>
+          <w:b/>
+          <w:bCs/>
+          <w:sz w:val="28"/>
+          <w:szCs w:val="28"/>
+        </w:rPr>
+        <w:t>операции</w:t>
+      </w:r>
+      <w:r>
+        <w:rPr>
+          <w:rFonts w:ascii="Times New Roman" w:hAnsi="Times New Roman" w:cs="Times New Roman"/>
+          <w:b/>
+          <w:bCs/>
+          <w:sz w:val="28"/>
+          <w:szCs w:val="28"/>
+        </w:rPr>
+        <w:t>:</w:t>
+      </w:r>
+      <w:r>
+        <w:t xml:space="preserve"> </w:t>
+      </w:r>
+      <w:r>
+        <w:rPr>
+          <w:rFonts w:ascii="Times New Roman" w:eastAsiaTheme="majorEastAsia" w:hAnsi="Times New Roman" w:cstheme="majorBidi"/>
+          <w:color w:val="000000" w:themeColor="text1"/>
+          <w:sz w:val="28"/>
+          <w:szCs w:val="28"/>
+        </w:rPr>
+        <w:t>г</w:t>
+      </w:r>
+      <w:r>
+        <w:rPr>
+          <w:rFonts w:ascii="Times New Roman" w:eastAsiaTheme="majorEastAsia" w:hAnsi="Times New Roman" w:cstheme="majorBidi"/>
+          <w:color w:val="000000" w:themeColor="text1"/>
+          <w:sz w:val="28"/>
+          <w:szCs w:val="28"/>
+        </w:rPr>
+        <w:t>олосовой ввод и автоматический расчет математического выражения.</w:t>
+      </w:r>
+    </w:p>
+    <w:p>
+      <w:pPr>
+        <w:pStyle w:val="2"/>
+      </w:pPr>
+      <w:r>
+        <w:t>4.2.2. Условия выполнения</w:t>
+      </w:r>
     </w:p>
     <w:p>
       <w:pPr>
         <w:numPr>
           <w:ilvl w:val="0"/>
-          <w:numId w:val="22"/>
+          <w:numId w:val="25"/>
         </w:numPr>
         <w:rPr>
-          <w:rFonts w:ascii="Times New Roman" w:hAnsi="Times New Roman" w:cs="Times New Roman"/>
-          <w:sz w:val="28"/>
-          <w:szCs w:val="28"/>
-        </w:rPr>
-      </w:pPr>
-      <w:r>
-        <w:rPr>
-          <w:rFonts w:ascii="Times New Roman" w:hAnsi="Times New Roman" w:cs="Times New Roman"/>
+          <w:rFonts w:ascii="Times New Roman" w:eastAsiaTheme="majorEastAsia" w:hAnsi="Times New Roman" w:cstheme="majorBidi"/>
+          <w:color w:val="000000" w:themeColor="text1"/>
+          <w:sz w:val="28"/>
+          <w:szCs w:val="28"/>
+        </w:rPr>
+      </w:pPr>
+      <w:r>
+        <w:rPr>
+          <w:rFonts w:ascii="Times New Roman" w:eastAsiaTheme="majorEastAsia" w:hAnsi="Times New Roman" w:cstheme="majorBidi"/>
+          <w:color w:val="000000" w:themeColor="text1"/>
+          <w:sz w:val="28"/>
+          <w:szCs w:val="28"/>
+        </w:rPr>
+        <w:t>Приложение запущено и отображает главный экран.</w:t>
+      </w:r>
+    </w:p>
+    <w:p>
+      <w:pPr>
+        <w:numPr>
+          <w:ilvl w:val="0"/>
+          <w:numId w:val="25"/>
+        </w:numPr>
+        <w:rPr>
+          <w:rFonts w:ascii="Times New Roman" w:eastAsiaTheme="majorEastAsia" w:hAnsi="Times New Roman" w:cstheme="majorBidi"/>
+          <w:color w:val="000000" w:themeColor="text1"/>
+          <w:sz w:val="28"/>
+          <w:szCs w:val="28"/>
+        </w:rPr>
+      </w:pPr>
+      <w:r>
+        <w:rPr>
+          <w:rFonts w:ascii="Times New Roman" w:eastAsiaTheme="majorEastAsia" w:hAnsi="Times New Roman" w:cstheme="majorBidi"/>
+          <w:color w:val="000000" w:themeColor="text1"/>
+          <w:sz w:val="28"/>
+          <w:szCs w:val="28"/>
+        </w:rPr>
+        <w:t>Предоставлено системное разрешение на доступ к микрофону.</w:t>
+      </w:r>
+    </w:p>
+    <w:p>
+      <w:pPr>
+        <w:numPr>
+          <w:ilvl w:val="0"/>
+          <w:numId w:val="25"/>
+        </w:numPr>
+        <w:rPr>
+          <w:rFonts w:ascii="Times New Roman" w:eastAsiaTheme="majorEastAsia" w:hAnsi="Times New Roman" w:cstheme="majorBidi"/>
+          <w:color w:val="000000" w:themeColor="text1"/>
+          <w:sz w:val="28"/>
+          <w:szCs w:val="28"/>
+        </w:rPr>
+      </w:pPr>
+      <w:r>
+        <w:rPr>
+          <w:rFonts w:ascii="Times New Roman" w:eastAsiaTheme="majorEastAsia" w:hAnsi="Times New Roman" w:cstheme="majorBidi"/>
+          <w:color w:val="000000" w:themeColor="text1"/>
+          <w:sz w:val="28"/>
+          <w:szCs w:val="28"/>
+        </w:rPr>
+        <w:t>Устройство находится в условиях умеренного уровня фонового шума.</w:t>
+      </w:r>
+    </w:p>
+    <w:p>
+      <w:pPr>
+        <w:pStyle w:val="2"/>
+      </w:pPr>
+      <w:r>
+        <w:t>4.2.3. Подготовительные действия</w:t>
+      </w:r>
+    </w:p>
+    <w:p>
+      <w:pPr>
+        <w:rPr>
+          <w:rFonts w:ascii="Times New Roman" w:eastAsiaTheme="majorEastAsia" w:hAnsi="Times New Roman" w:cstheme="majorBidi"/>
+          <w:color w:val="000000" w:themeColor="text1"/>
+          <w:sz w:val="28"/>
+          <w:szCs w:val="28"/>
+        </w:rPr>
+      </w:pPr>
+      <w:r>
+        <w:rPr>
+          <w:rFonts w:ascii="Times New Roman" w:eastAsiaTheme="majorEastAsia" w:hAnsi="Times New Roman" w:cstheme="majorBidi"/>
+          <w:color w:val="000000" w:themeColor="text1"/>
+          <w:sz w:val="28"/>
+          <w:szCs w:val="28"/>
+        </w:rPr>
+        <w:t>Убедиться, что микрофон мобильного устройства не перекрыт чехлом, пальцами или сторонними предметами.</w:t>
+      </w:r>
+    </w:p>
+    <w:p>
+      <w:pPr>
+        <w:pStyle w:val="2"/>
+      </w:pPr>
+      <w:r>
+        <w:lastRenderedPageBreak/>
+        <w:t>4.2.4. Основные действия в требуемой последовательности</w:t>
+      </w:r>
+    </w:p>
+    <w:p>
+      <w:pPr>
+        <w:numPr>
+          <w:ilvl w:val="0"/>
+          <w:numId w:val="26"/>
+        </w:numPr>
+        <w:rPr>
+          <w:rFonts w:ascii="Times New Roman" w:eastAsiaTheme="majorEastAsia" w:hAnsi="Times New Roman" w:cstheme="majorBidi"/>
+          <w:color w:val="000000" w:themeColor="text1"/>
+          <w:sz w:val="28"/>
+          <w:szCs w:val="28"/>
+        </w:rPr>
+      </w:pPr>
+      <w:r>
+        <w:rPr>
+          <w:rFonts w:ascii="Times New Roman" w:eastAsiaTheme="majorEastAsia" w:hAnsi="Times New Roman" w:cstheme="majorBidi"/>
+          <w:color w:val="000000" w:themeColor="text1"/>
+          <w:sz w:val="28"/>
+          <w:szCs w:val="28"/>
+        </w:rPr>
+        <w:t xml:space="preserve">Нажать на большую кнопку с иконкой </w:t>
+      </w:r>
+      <w:r>
+        <w:rPr>
+          <w:rFonts w:ascii="Times New Roman" w:eastAsiaTheme="majorEastAsia" w:hAnsi="Times New Roman" w:cstheme="majorBidi"/>
           <w:b/>
           <w:bCs/>
-          <w:sz w:val="28"/>
-          <w:szCs w:val="28"/>
-        </w:rPr>
-        <w:t>Наименование операции:</w:t>
-      </w:r>
-      <w:r>
-        <w:rPr>
-          <w:rFonts w:ascii="Times New Roman" w:hAnsi="Times New Roman" w:cs="Times New Roman"/>
-          <w:sz w:val="28"/>
-          <w:szCs w:val="28"/>
-        </w:rPr>
-        <w:t xml:space="preserve"> Голосовой ввод математического выражения.</w:t>
+          <w:color w:val="000000" w:themeColor="text1"/>
+          <w:sz w:val="28"/>
+          <w:szCs w:val="28"/>
+        </w:rPr>
+        <w:t>Микрофона</w:t>
+      </w:r>
+      <w:r>
+        <w:rPr>
+          <w:rFonts w:ascii="Times New Roman" w:eastAsiaTheme="majorEastAsia" w:hAnsi="Times New Roman" w:cstheme="majorBidi"/>
+          <w:color w:val="000000" w:themeColor="text1"/>
+          <w:sz w:val="28"/>
+          <w:szCs w:val="28"/>
+        </w:rPr>
+        <w:t xml:space="preserve"> на экране.</w:t>
       </w:r>
     </w:p>
     <w:p>
       <w:pPr>
         <w:numPr>
           <w:ilvl w:val="0"/>
-          <w:numId w:val="22"/>
+          <w:numId w:val="26"/>
         </w:numPr>
         <w:rPr>
-          <w:rFonts w:ascii="Times New Roman" w:hAnsi="Times New Roman" w:cs="Times New Roman"/>
-          <w:sz w:val="28"/>
-          <w:szCs w:val="28"/>
-        </w:rPr>
-      </w:pPr>
-      <w:r>
-        <w:rPr>
-          <w:rFonts w:ascii="Times New Roman" w:hAnsi="Times New Roman" w:cs="Times New Roman"/>
+          <w:rFonts w:ascii="Times New Roman" w:eastAsiaTheme="majorEastAsia" w:hAnsi="Times New Roman" w:cstheme="majorBidi"/>
+          <w:color w:val="000000" w:themeColor="text1"/>
+          <w:sz w:val="28"/>
+          <w:szCs w:val="28"/>
+        </w:rPr>
+      </w:pPr>
+      <w:r>
+        <w:rPr>
+          <w:rFonts w:ascii="Times New Roman" w:eastAsiaTheme="majorEastAsia" w:hAnsi="Times New Roman" w:cstheme="majorBidi"/>
+          <w:color w:val="000000" w:themeColor="text1"/>
+          <w:sz w:val="28"/>
+          <w:szCs w:val="28"/>
+        </w:rPr>
+        <w:t xml:space="preserve">Четко произнести математическую фразу на русском языке (например, </w:t>
+      </w:r>
+      <w:r>
+        <w:rPr>
+          <w:rFonts w:ascii="Times New Roman" w:eastAsiaTheme="majorEastAsia" w:hAnsi="Times New Roman" w:cstheme="majorBidi"/>
+          <w:i/>
+          <w:iCs/>
+          <w:color w:val="000000" w:themeColor="text1"/>
+          <w:sz w:val="28"/>
+          <w:szCs w:val="28"/>
+        </w:rPr>
+        <w:t>«сорок пять минус пятнадцать»</w:t>
+      </w:r>
+      <w:r>
+        <w:rPr>
+          <w:rFonts w:ascii="Times New Roman" w:eastAsiaTheme="majorEastAsia" w:hAnsi="Times New Roman" w:cstheme="majorBidi"/>
+          <w:color w:val="000000" w:themeColor="text1"/>
+          <w:sz w:val="28"/>
+          <w:szCs w:val="28"/>
+        </w:rPr>
+        <w:t>).</w:t>
+      </w:r>
+    </w:p>
+    <w:p>
+      <w:pPr>
+        <w:numPr>
+          <w:ilvl w:val="0"/>
+          <w:numId w:val="26"/>
+        </w:numPr>
+        <w:rPr>
+          <w:rFonts w:ascii="Times New Roman" w:eastAsiaTheme="majorEastAsia" w:hAnsi="Times New Roman" w:cstheme="majorBidi"/>
+          <w:color w:val="000000" w:themeColor="text1"/>
+          <w:sz w:val="28"/>
+          <w:szCs w:val="28"/>
+        </w:rPr>
+      </w:pPr>
+      <w:r>
+        <w:rPr>
+          <w:rFonts w:ascii="Times New Roman" w:eastAsiaTheme="majorEastAsia" w:hAnsi="Times New Roman" w:cstheme="majorBidi"/>
+          <w:color w:val="000000" w:themeColor="text1"/>
+          <w:sz w:val="28"/>
+          <w:szCs w:val="28"/>
+        </w:rPr>
+        <w:t>По завершении фразы дождаться остановки записи и вывода результатов на экран.</w:t>
+      </w:r>
+    </w:p>
+    <w:p>
+      <w:pPr>
+        <w:pStyle w:val="2"/>
+      </w:pPr>
+      <w:r>
+        <w:t>4.2.5. Заключительные действия</w:t>
+      </w:r>
+    </w:p>
+    <w:p>
+      <w:pPr>
+        <w:rPr>
+          <w:rFonts w:ascii="Times New Roman" w:eastAsiaTheme="majorEastAsia" w:hAnsi="Times New Roman" w:cstheme="majorBidi"/>
+          <w:color w:val="000000" w:themeColor="text1"/>
+          <w:sz w:val="28"/>
+          <w:szCs w:val="28"/>
+        </w:rPr>
+      </w:pPr>
+      <w:r>
+        <w:rPr>
+          <w:rFonts w:ascii="Times New Roman" w:eastAsiaTheme="majorEastAsia" w:hAnsi="Times New Roman" w:cstheme="majorBidi"/>
+          <w:color w:val="000000" w:themeColor="text1"/>
+          <w:sz w:val="28"/>
+          <w:szCs w:val="28"/>
+        </w:rPr>
+        <w:t>Проверить отображаемое выражение и итоговый результат в поле вывода и в списке истории.</w:t>
+      </w:r>
+    </w:p>
+    <w:p>
+      <w:pPr>
+        <w:pStyle w:val="2"/>
+      </w:pPr>
+      <w:r>
+        <w:t>4.2.6. Ресурсы, расходуемые на операцию</w:t>
+      </w:r>
+    </w:p>
+    <w:p>
+      <w:pPr>
+        <w:numPr>
+          <w:ilvl w:val="0"/>
+          <w:numId w:val="27"/>
+        </w:numPr>
+        <w:rPr>
+          <w:rFonts w:ascii="Times New Roman" w:eastAsiaTheme="majorEastAsia" w:hAnsi="Times New Roman" w:cstheme="majorBidi"/>
+          <w:color w:val="000000" w:themeColor="text1"/>
+          <w:sz w:val="28"/>
+          <w:szCs w:val="28"/>
+        </w:rPr>
+      </w:pPr>
+      <w:r>
+        <w:rPr>
+          <w:rFonts w:ascii="Times New Roman" w:eastAsiaTheme="majorEastAsia" w:hAnsi="Times New Roman" w:cstheme="majorBidi"/>
           <w:b/>
           <w:bCs/>
-          <w:sz w:val="28"/>
-          <w:szCs w:val="28"/>
-        </w:rPr>
-        <w:t>Условия выполнения:</w:t>
-      </w:r>
-      <w:r>
-        <w:rPr>
-          <w:rFonts w:ascii="Times New Roman" w:hAnsi="Times New Roman" w:cs="Times New Roman"/>
-          <w:sz w:val="28"/>
-          <w:szCs w:val="28"/>
-        </w:rPr>
-        <w:t xml:space="preserve"> Программа запущена, микрофон подключен и разрешен системой. </w:t>
+          <w:color w:val="000000" w:themeColor="text1"/>
+          <w:sz w:val="28"/>
+          <w:szCs w:val="28"/>
+        </w:rPr>
+        <w:t>Время выполнения:</w:t>
+      </w:r>
+      <w:r>
+        <w:rPr>
+          <w:rFonts w:ascii="Times New Roman" w:eastAsiaTheme="majorEastAsia" w:hAnsi="Times New Roman" w:cstheme="majorBidi"/>
+          <w:color w:val="000000" w:themeColor="text1"/>
+          <w:sz w:val="28"/>
+          <w:szCs w:val="28"/>
+        </w:rPr>
+        <w:t xml:space="preserve"> от 0.5 до </w:t>
+      </w:r>
+      <w:r>
+        <w:rPr>
+          <w:rFonts w:ascii="Times New Roman" w:eastAsiaTheme="majorEastAsia" w:hAnsi="Times New Roman" w:cstheme="majorBidi"/>
+          <w:color w:val="000000" w:themeColor="text1"/>
+          <w:sz w:val="28"/>
+          <w:szCs w:val="28"/>
+        </w:rPr>
+        <w:t>2</w:t>
+      </w:r>
+      <w:r>
+        <w:rPr>
+          <w:rFonts w:ascii="Times New Roman" w:eastAsiaTheme="majorEastAsia" w:hAnsi="Times New Roman" w:cstheme="majorBidi"/>
+          <w:color w:val="000000" w:themeColor="text1"/>
+          <w:sz w:val="28"/>
+          <w:szCs w:val="28"/>
+        </w:rPr>
+        <w:t>.0 секунд</w:t>
       </w:r>
     </w:p>
     <w:p>
       <w:pPr>
         <w:numPr>
           <w:ilvl w:val="0"/>
-          <w:numId w:val="22"/>
+          <w:numId w:val="27"/>
         </w:numPr>
         <w:rPr>
-          <w:rFonts w:ascii="Times New Roman" w:hAnsi="Times New Roman" w:cs="Times New Roman"/>
-          <w:sz w:val="28"/>
-          <w:szCs w:val="28"/>
-        </w:rPr>
-      </w:pPr>
-      <w:r>
-        <w:rPr>
-          <w:rFonts w:ascii="Times New Roman" w:hAnsi="Times New Roman" w:cs="Times New Roman"/>
+          <w:rFonts w:ascii="Times New Roman" w:eastAsiaTheme="majorEastAsia" w:hAnsi="Times New Roman" w:cstheme="majorBidi"/>
+          <w:color w:val="000000" w:themeColor="text1"/>
+          <w:sz w:val="28"/>
+          <w:szCs w:val="28"/>
+        </w:rPr>
+      </w:pPr>
+      <w:r>
+        <w:rPr>
+          <w:rFonts w:ascii="Times New Roman" w:eastAsiaTheme="majorEastAsia" w:hAnsi="Times New Roman" w:cstheme="majorBidi"/>
           <w:b/>
           <w:bCs/>
-          <w:sz w:val="28"/>
-          <w:szCs w:val="28"/>
-        </w:rPr>
-        <w:t>Подготовительные действия</w:t>
-      </w:r>
-      <w:proofErr w:type="gramStart"/>
-      <w:r>
-        <w:rPr>
-          <w:rFonts w:ascii="Times New Roman" w:hAnsi="Times New Roman" w:cs="Times New Roman"/>
+          <w:color w:val="000000" w:themeColor="text1"/>
+          <w:sz w:val="28"/>
+          <w:szCs w:val="28"/>
+        </w:rPr>
+        <w:t>Использование ОЗУ:</w:t>
+      </w:r>
+      <w:r>
+        <w:rPr>
+          <w:rFonts w:ascii="Times New Roman" w:eastAsiaTheme="majorEastAsia" w:hAnsi="Times New Roman" w:cstheme="majorBidi"/>
+          <w:color w:val="000000" w:themeColor="text1"/>
+          <w:sz w:val="28"/>
+          <w:szCs w:val="28"/>
+        </w:rPr>
+        <w:t xml:space="preserve"> до 80–120 Мб во время работы языковой модели </w:t>
+      </w:r>
+      <w:proofErr w:type="spellStart"/>
+      <w:r>
+        <w:rPr>
+          <w:rFonts w:ascii="Times New Roman" w:eastAsiaTheme="majorEastAsia" w:hAnsi="Times New Roman" w:cstheme="majorBidi"/>
+          <w:color w:val="000000" w:themeColor="text1"/>
+          <w:sz w:val="28"/>
+          <w:szCs w:val="28"/>
+        </w:rPr>
+        <w:t>Vosk</w:t>
+      </w:r>
+      <w:proofErr w:type="spellEnd"/>
+      <w:r>
+        <w:rPr>
+          <w:rFonts w:ascii="Times New Roman" w:eastAsiaTheme="majorEastAsia" w:hAnsi="Times New Roman" w:cstheme="majorBidi"/>
+          <w:color w:val="000000" w:themeColor="text1"/>
+          <w:sz w:val="28"/>
+          <w:szCs w:val="28"/>
+        </w:rPr>
+        <w:t>.</w:t>
+      </w:r>
+    </w:p>
+    <w:p>
+      <w:pPr>
+        <w:numPr>
+          <w:ilvl w:val="0"/>
+          <w:numId w:val="27"/>
+        </w:numPr>
+        <w:rPr>
+          <w:rFonts w:ascii="Times New Roman" w:eastAsiaTheme="majorEastAsia" w:hAnsi="Times New Roman" w:cstheme="majorBidi"/>
+          <w:color w:val="000000" w:themeColor="text1"/>
+          <w:sz w:val="28"/>
+          <w:szCs w:val="28"/>
+        </w:rPr>
+      </w:pPr>
+      <w:r>
+        <w:rPr>
+          <w:rFonts w:ascii="Times New Roman" w:eastAsiaTheme="majorEastAsia" w:hAnsi="Times New Roman" w:cstheme="majorBidi"/>
           <w:b/>
           <w:bCs/>
-          <w:sz w:val="28"/>
-          <w:szCs w:val="28"/>
-        </w:rPr>
-        <w:t>:</w:t>
-      </w:r>
-      <w:r>
-        <w:rPr>
-          <w:rFonts w:ascii="Times New Roman" w:hAnsi="Times New Roman" w:cs="Times New Roman"/>
-          <w:sz w:val="28"/>
-          <w:szCs w:val="28"/>
-        </w:rPr>
-        <w:t xml:space="preserve"> Убедиться</w:t>
-      </w:r>
-      <w:proofErr w:type="gramEnd"/>
-      <w:r>
-        <w:rPr>
-          <w:rFonts w:ascii="Times New Roman" w:hAnsi="Times New Roman" w:cs="Times New Roman"/>
-          <w:sz w:val="28"/>
-          <w:szCs w:val="28"/>
-        </w:rPr>
-        <w:t xml:space="preserve"> в отсутствии сильных посторонних шумов. </w:t>
+          <w:color w:val="000000" w:themeColor="text1"/>
+          <w:sz w:val="28"/>
+          <w:szCs w:val="28"/>
+        </w:rPr>
+        <w:t>Нагрузка на ЦПУ:</w:t>
+      </w:r>
+      <w:r>
+        <w:rPr>
+          <w:rFonts w:ascii="Times New Roman" w:eastAsiaTheme="majorEastAsia" w:hAnsi="Times New Roman" w:cstheme="majorBidi"/>
+          <w:color w:val="000000" w:themeColor="text1"/>
+          <w:sz w:val="28"/>
+          <w:szCs w:val="28"/>
+        </w:rPr>
+        <w:t xml:space="preserve"> краткосрочный пик нагрузки (до 20–30%) во время декодирования речи.</w:t>
       </w:r>
     </w:p>
     <w:p>
       <w:pPr>
         <w:numPr>
           <w:ilvl w:val="0"/>
-          <w:numId w:val="22"/>
+          <w:numId w:val="27"/>
         </w:numPr>
         <w:rPr>
-          <w:rFonts w:ascii="Times New Roman" w:hAnsi="Times New Roman" w:cs="Times New Roman"/>
-          <w:sz w:val="28"/>
-          <w:szCs w:val="28"/>
-        </w:rPr>
-      </w:pPr>
-      <w:r>
-        <w:rPr>
-          <w:rFonts w:ascii="Times New Roman" w:hAnsi="Times New Roman" w:cs="Times New Roman"/>
+          <w:rFonts w:ascii="Times New Roman" w:eastAsiaTheme="majorEastAsia" w:hAnsi="Times New Roman" w:cstheme="majorBidi"/>
+          <w:color w:val="000000" w:themeColor="text1"/>
+          <w:sz w:val="28"/>
+          <w:szCs w:val="28"/>
+        </w:rPr>
+      </w:pPr>
+      <w:r>
+        <w:rPr>
+          <w:rFonts w:ascii="Times New Roman" w:eastAsiaTheme="majorEastAsia" w:hAnsi="Times New Roman" w:cstheme="majorBidi"/>
           <w:b/>
           <w:bCs/>
-          <w:sz w:val="28"/>
-          <w:szCs w:val="28"/>
-        </w:rPr>
-        <w:t>Основные действия в требуемой последовательности:</w:t>
-      </w:r>
-    </w:p>
-    <w:p>
-      <w:pPr>
-        <w:numPr>
-          <w:ilvl w:val="1"/>
-          <w:numId w:val="22"/>
-        </w:numPr>
-        <w:rPr>
-          <w:rFonts w:ascii="Times New Roman" w:hAnsi="Times New Roman" w:cs="Times New Roman"/>
-          <w:sz w:val="28"/>
-          <w:szCs w:val="28"/>
-        </w:rPr>
-      </w:pPr>
-      <w:r>
-        <w:rPr>
-          <w:rFonts w:ascii="Times New Roman" w:hAnsi="Times New Roman" w:cs="Times New Roman"/>
-          <w:sz w:val="28"/>
-          <w:szCs w:val="28"/>
-        </w:rPr>
-        <w:t xml:space="preserve">Нажать на большую кнопку с иконкой </w:t>
-      </w:r>
-      <w:r>
-        <w:rPr>
-          <w:rFonts w:ascii="Times New Roman" w:hAnsi="Times New Roman" w:cs="Times New Roman"/>
-          <w:b/>
-          <w:bCs/>
-          <w:sz w:val="28"/>
-          <w:szCs w:val="28"/>
-        </w:rPr>
-        <w:t>Микрофона</w:t>
-      </w:r>
-      <w:r>
-        <w:rPr>
-          <w:rFonts w:ascii="Times New Roman" w:hAnsi="Times New Roman" w:cs="Times New Roman"/>
-          <w:sz w:val="28"/>
-          <w:szCs w:val="28"/>
-        </w:rPr>
-        <w:t xml:space="preserve"> на экране. </w:t>
-      </w:r>
-    </w:p>
-    <w:p>
-      <w:pPr>
-        <w:numPr>
-          <w:ilvl w:val="1"/>
-          <w:numId w:val="22"/>
-        </w:numPr>
-        <w:rPr>
-          <w:rFonts w:ascii="Times New Roman" w:hAnsi="Times New Roman" w:cs="Times New Roman"/>
-          <w:sz w:val="28"/>
-          <w:szCs w:val="28"/>
-        </w:rPr>
-      </w:pPr>
-      <w:r>
-        <w:rPr>
-          <w:rFonts w:ascii="Times New Roman" w:hAnsi="Times New Roman" w:cs="Times New Roman"/>
-          <w:sz w:val="28"/>
-          <w:szCs w:val="28"/>
-        </w:rPr>
-        <w:t xml:space="preserve">Четко произнести математическое выражение на русском языке. </w:t>
-      </w:r>
-    </w:p>
-    <w:p>
-      <w:pPr>
-        <w:numPr>
-          <w:ilvl w:val="1"/>
-          <w:numId w:val="22"/>
-        </w:numPr>
-        <w:rPr>
-          <w:rFonts w:ascii="Times New Roman" w:hAnsi="Times New Roman" w:cs="Times New Roman"/>
-          <w:sz w:val="28"/>
-          <w:szCs w:val="28"/>
-        </w:rPr>
-      </w:pPr>
-      <w:r>
-        <w:rPr>
-          <w:rFonts w:ascii="Times New Roman" w:hAnsi="Times New Roman" w:cs="Times New Roman"/>
-          <w:sz w:val="28"/>
-          <w:szCs w:val="28"/>
-        </w:rPr>
-        <w:t xml:space="preserve">Дождаться обработки речи приложением, отображения распознанного текста и автоматического расчета результата. </w:t>
-      </w:r>
-    </w:p>
-    <w:p>
-      <w:pPr>
-        <w:numPr>
-          <w:ilvl w:val="0"/>
-          <w:numId w:val="22"/>
-        </w:numPr>
-        <w:rPr>
-          <w:rFonts w:ascii="Times New Roman" w:hAnsi="Times New Roman" w:cs="Times New Roman"/>
-          <w:sz w:val="28"/>
-          <w:szCs w:val="28"/>
-        </w:rPr>
-      </w:pPr>
-      <w:r>
-        <w:rPr>
-          <w:rFonts w:ascii="Times New Roman" w:hAnsi="Times New Roman" w:cs="Times New Roman"/>
-          <w:b/>
-          <w:bCs/>
-          <w:sz w:val="28"/>
-          <w:szCs w:val="28"/>
-        </w:rPr>
-        <w:t>Заключительные действия</w:t>
-      </w:r>
-      <w:proofErr w:type="gramStart"/>
-      <w:r>
-        <w:rPr>
-          <w:rFonts w:ascii="Times New Roman" w:hAnsi="Times New Roman" w:cs="Times New Roman"/>
-          <w:b/>
-          <w:bCs/>
-          <w:sz w:val="28"/>
-          <w:szCs w:val="28"/>
-        </w:rPr>
-        <w:t>:</w:t>
-      </w:r>
-      <w:r>
-        <w:rPr>
-          <w:rFonts w:ascii="Times New Roman" w:hAnsi="Times New Roman" w:cs="Times New Roman"/>
-          <w:sz w:val="28"/>
-          <w:szCs w:val="28"/>
-        </w:rPr>
-        <w:t xml:space="preserve"> Ознакомиться</w:t>
-      </w:r>
-      <w:proofErr w:type="gramEnd"/>
-      <w:r>
-        <w:rPr>
-          <w:rFonts w:ascii="Times New Roman" w:hAnsi="Times New Roman" w:cs="Times New Roman"/>
-          <w:sz w:val="28"/>
-          <w:szCs w:val="28"/>
-        </w:rPr>
-        <w:t xml:space="preserve"> с результатом вычисления и историей</w:t>
-      </w:r>
-    </w:p>
-    <w:p>
-      <w:pPr>
-        <w:rPr>
-          <w:rFonts w:ascii="Times New Roman" w:hAnsi="Times New Roman" w:cs="Times New Roman"/>
-          <w:sz w:val="28"/>
-          <w:szCs w:val="28"/>
-        </w:rPr>
-      </w:pPr>
+          <w:color w:val="000000" w:themeColor="text1"/>
+          <w:sz w:val="28"/>
+          <w:szCs w:val="28"/>
+        </w:rPr>
+        <w:t>Расход заряда аккумулятора:</w:t>
+      </w:r>
+      <w:r>
+        <w:rPr>
+          <w:rFonts w:ascii="Times New Roman" w:eastAsiaTheme="majorEastAsia" w:hAnsi="Times New Roman" w:cstheme="majorBidi"/>
+          <w:color w:val="000000" w:themeColor="text1"/>
+          <w:sz w:val="28"/>
+          <w:szCs w:val="28"/>
+        </w:rPr>
+        <w:t xml:space="preserve"> незначительный (менее 0.1% на одну операцию).</w:t>
+      </w:r>
     </w:p>
     <w:p>
       <w:pPr>
@@ -3754,7 +4102,6 @@
         <w:pStyle w:val="a3"/>
       </w:pPr>
       <w:r>
-        <w:lastRenderedPageBreak/>
         <w:t>5. Аварийные ситуации</w:t>
       </w:r>
     </w:p>
@@ -3762,11 +4109,11 @@
       <w:pPr>
         <w:pStyle w:val="1"/>
       </w:pPr>
-      <w:bookmarkStart w:id="18" w:name="_Toc244087180"/>
+      <w:bookmarkStart w:id="16" w:name="_Toc244087180"/>
       <w:r>
         <w:t>5.1. Действия в случае несоблюдения условий выполнения технологического процесса</w:t>
       </w:r>
-      <w:bookmarkEnd w:id="18"/>
+      <w:bookmarkEnd w:id="16"/>
     </w:p>
     <w:p>
       <w:pPr>
@@ -3959,6 +4306,7 @@
           <w:sz w:val="28"/>
           <w:szCs w:val="28"/>
         </w:rPr>
+        <w:lastRenderedPageBreak/>
         <w:t>Неверное распознавание слов:</w:t>
       </w:r>
     </w:p>
@@ -4131,6 +4479,540 @@
     </w:p>
     <w:p>
       <w:pPr>
+        <w:pStyle w:val="1"/>
+      </w:pPr>
+      <w:r>
+        <w:rPr>
+          <w:rStyle w:val="20"/>
+          <w:sz w:val="40"/>
+          <w:szCs w:val="40"/>
+        </w:rPr>
+        <w:t>5.2. Действия по восстановлению программ и/или данных при отказе магнитных/</w:t>
+      </w:r>
+      <w:proofErr w:type="spellStart"/>
+      <w:r>
+        <w:rPr>
+          <w:rStyle w:val="20"/>
+          <w:sz w:val="40"/>
+          <w:szCs w:val="40"/>
+        </w:rPr>
+        <w:t>флеш</w:t>
+      </w:r>
+      <w:proofErr w:type="spellEnd"/>
+      <w:r>
+        <w:rPr>
+          <w:rStyle w:val="20"/>
+          <w:sz w:val="40"/>
+          <w:szCs w:val="40"/>
+        </w:rPr>
+        <w:t>-носителей или обнаружении ошибок в данных</w:t>
+      </w:r>
+    </w:p>
+    <w:p>
+      <w:pPr>
+        <w:numPr>
+          <w:ilvl w:val="0"/>
+          <w:numId w:val="28"/>
+        </w:numPr>
+        <w:rPr>
+          <w:rFonts w:ascii="Times New Roman" w:hAnsi="Times New Roman" w:cs="Times New Roman"/>
+          <w:sz w:val="28"/>
+          <w:szCs w:val="28"/>
+        </w:rPr>
+      </w:pPr>
+      <w:r>
+        <w:rPr>
+          <w:rFonts w:ascii="Times New Roman" w:hAnsi="Times New Roman" w:cs="Times New Roman"/>
+          <w:b/>
+          <w:bCs/>
+          <w:sz w:val="28"/>
+          <w:szCs w:val="28"/>
+        </w:rPr>
+        <w:t>Сбой или повреждение файлов приложения:</w:t>
+      </w:r>
+    </w:p>
+    <w:p>
+      <w:pPr>
+        <w:numPr>
+          <w:ilvl w:val="1"/>
+          <w:numId w:val="28"/>
+        </w:numPr>
+        <w:rPr>
+          <w:rFonts w:ascii="Times New Roman" w:hAnsi="Times New Roman" w:cs="Times New Roman"/>
+          <w:sz w:val="28"/>
+          <w:szCs w:val="28"/>
+        </w:rPr>
+      </w:pPr>
+      <w:r>
+        <w:rPr>
+          <w:rFonts w:ascii="Times New Roman" w:hAnsi="Times New Roman" w:cs="Times New Roman"/>
+          <w:sz w:val="28"/>
+          <w:szCs w:val="28"/>
+        </w:rPr>
+        <w:t xml:space="preserve">Если приложение </w:t>
+      </w:r>
+      <w:proofErr w:type="spellStart"/>
+      <w:r>
+        <w:rPr>
+          <w:rFonts w:ascii="Times New Roman" w:hAnsi="Times New Roman" w:cs="Times New Roman"/>
+          <w:sz w:val="28"/>
+          <w:szCs w:val="28"/>
+        </w:rPr>
+        <w:t>аварийно</w:t>
+      </w:r>
+      <w:proofErr w:type="spellEnd"/>
+      <w:r>
+        <w:rPr>
+          <w:rFonts w:ascii="Times New Roman" w:hAnsi="Times New Roman" w:cs="Times New Roman"/>
+          <w:sz w:val="28"/>
+          <w:szCs w:val="28"/>
+        </w:rPr>
+        <w:t xml:space="preserve"> завершается при запуске, удалите Приложение через стандартное меню </w:t>
+      </w:r>
+      <w:proofErr w:type="spellStart"/>
+      <w:r>
+        <w:rPr>
+          <w:rFonts w:ascii="Times New Roman" w:hAnsi="Times New Roman" w:cs="Times New Roman"/>
+          <w:sz w:val="28"/>
+          <w:szCs w:val="28"/>
+        </w:rPr>
+        <w:t>Android</w:t>
+      </w:r>
+      <w:proofErr w:type="spellEnd"/>
+      <w:r>
+        <w:rPr>
+          <w:rFonts w:ascii="Times New Roman" w:hAnsi="Times New Roman" w:cs="Times New Roman"/>
+          <w:sz w:val="28"/>
+          <w:szCs w:val="28"/>
+        </w:rPr>
+        <w:t>.</w:t>
+      </w:r>
+    </w:p>
+    <w:p>
+      <w:pPr>
+        <w:numPr>
+          <w:ilvl w:val="1"/>
+          <w:numId w:val="28"/>
+        </w:numPr>
+        <w:rPr>
+          <w:rFonts w:ascii="Times New Roman" w:hAnsi="Times New Roman" w:cs="Times New Roman"/>
+          <w:sz w:val="28"/>
+          <w:szCs w:val="28"/>
+        </w:rPr>
+      </w:pPr>
+      <w:r>
+        <w:rPr>
+          <w:rFonts w:ascii="Times New Roman" w:hAnsi="Times New Roman" w:cs="Times New Roman"/>
+          <w:sz w:val="28"/>
+          <w:szCs w:val="28"/>
+        </w:rPr>
+        <w:t>Повторно установите Приложение из оригинального файла</w:t>
+      </w:r>
+      <w:r>
+        <w:rPr>
+          <w:rFonts w:ascii="Times New Roman" w:hAnsi="Times New Roman" w:cs="Times New Roman"/>
+          <w:sz w:val="28"/>
+          <w:szCs w:val="28"/>
+        </w:rPr>
+        <w:t xml:space="preserve"> </w:t>
+      </w:r>
+      <w:r>
+        <w:rPr>
+          <w:rFonts w:ascii="Times New Roman" w:hAnsi="Times New Roman" w:cs="Times New Roman"/>
+          <w:sz w:val="28"/>
+          <w:szCs w:val="28"/>
+          <w:lang w:val="en-US"/>
+        </w:rPr>
+        <w:t>voice</w:t>
+      </w:r>
+      <w:r>
+        <w:rPr>
+          <w:rFonts w:ascii="Times New Roman" w:hAnsi="Times New Roman" w:cs="Times New Roman"/>
+          <w:sz w:val="28"/>
+          <w:szCs w:val="28"/>
+        </w:rPr>
+        <w:t>_</w:t>
+      </w:r>
+      <w:r>
+        <w:rPr>
+          <w:rFonts w:ascii="Times New Roman" w:hAnsi="Times New Roman" w:cs="Times New Roman"/>
+          <w:sz w:val="28"/>
+          <w:szCs w:val="28"/>
+          <w:lang w:val="en-US"/>
+        </w:rPr>
+        <w:t>calculator</w:t>
+      </w:r>
+      <w:r>
+        <w:rPr>
+          <w:rFonts w:ascii="Times New Roman" w:hAnsi="Times New Roman" w:cs="Times New Roman"/>
+          <w:sz w:val="28"/>
+          <w:szCs w:val="28"/>
+        </w:rPr>
+        <w:t>.</w:t>
+      </w:r>
+      <w:proofErr w:type="spellStart"/>
+      <w:r>
+        <w:rPr>
+          <w:rFonts w:ascii="Times New Roman" w:hAnsi="Times New Roman" w:cs="Times New Roman"/>
+          <w:sz w:val="28"/>
+          <w:szCs w:val="28"/>
+        </w:rPr>
+        <w:t>apk</w:t>
+      </w:r>
+      <w:proofErr w:type="spellEnd"/>
+      <w:r>
+        <w:rPr>
+          <w:rFonts w:ascii="Times New Roman" w:hAnsi="Times New Roman" w:cs="Times New Roman"/>
+          <w:sz w:val="28"/>
+          <w:szCs w:val="28"/>
+        </w:rPr>
+        <w:t>.</w:t>
+      </w:r>
+    </w:p>
+    <w:p>
+      <w:pPr>
+        <w:numPr>
+          <w:ilvl w:val="0"/>
+          <w:numId w:val="28"/>
+        </w:numPr>
+        <w:rPr>
+          <w:rFonts w:ascii="Times New Roman" w:hAnsi="Times New Roman" w:cs="Times New Roman"/>
+          <w:sz w:val="28"/>
+          <w:szCs w:val="28"/>
+        </w:rPr>
+      </w:pPr>
+      <w:r>
+        <w:rPr>
+          <w:rFonts w:ascii="Times New Roman" w:hAnsi="Times New Roman" w:cs="Times New Roman"/>
+          <w:b/>
+          <w:bCs/>
+          <w:sz w:val="28"/>
+          <w:szCs w:val="28"/>
+        </w:rPr>
+        <w:t>Потеря истории вычислений:</w:t>
+      </w:r>
+    </w:p>
+    <w:p>
+      <w:pPr>
+        <w:numPr>
+          <w:ilvl w:val="1"/>
+          <w:numId w:val="28"/>
+        </w:numPr>
+        <w:rPr>
+          <w:rFonts w:ascii="Times New Roman" w:hAnsi="Times New Roman" w:cs="Times New Roman"/>
+          <w:sz w:val="28"/>
+          <w:szCs w:val="28"/>
+        </w:rPr>
+      </w:pPr>
+      <w:r>
+        <w:rPr>
+          <w:rFonts w:ascii="Times New Roman" w:hAnsi="Times New Roman" w:cs="Times New Roman"/>
+          <w:sz w:val="28"/>
+          <w:szCs w:val="28"/>
+        </w:rPr>
+        <w:t>Так как история хранится в ОЗУ, при закрытии приложения данные сбрасываются автоматически. Восстановление не требуется.</w:t>
+      </w:r>
+    </w:p>
+    <w:p>
+      <w:pPr>
+        <w:pStyle w:val="1"/>
+      </w:pPr>
+      <w:r>
+        <w:t>5.3. Действия в случаях обнаружения несанкционированного вмешательства в данные</w:t>
+      </w:r>
+    </w:p>
+    <w:p>
+      <w:pPr>
+        <w:numPr>
+          <w:ilvl w:val="0"/>
+          <w:numId w:val="29"/>
+        </w:numPr>
+        <w:rPr>
+          <w:rFonts w:ascii="Times New Roman" w:hAnsi="Times New Roman" w:cs="Times New Roman"/>
+          <w:sz w:val="28"/>
+          <w:szCs w:val="28"/>
+        </w:rPr>
+      </w:pPr>
+      <w:r>
+        <w:rPr>
+          <w:rFonts w:ascii="Times New Roman" w:hAnsi="Times New Roman" w:cs="Times New Roman"/>
+          <w:sz w:val="28"/>
+          <w:szCs w:val="28"/>
+        </w:rPr>
+        <w:t>Приложение работает автономно и не осуществляет передачу данных по сети или через внешние сервисы.</w:t>
+      </w:r>
+    </w:p>
+    <w:p>
+      <w:pPr>
+        <w:numPr>
+          <w:ilvl w:val="0"/>
+          <w:numId w:val="29"/>
+        </w:numPr>
+        <w:rPr>
+          <w:rFonts w:ascii="Times New Roman" w:hAnsi="Times New Roman" w:cs="Times New Roman"/>
+          <w:sz w:val="28"/>
+          <w:szCs w:val="28"/>
+        </w:rPr>
+      </w:pPr>
+      <w:r>
+        <w:rPr>
+          <w:rFonts w:ascii="Times New Roman" w:hAnsi="Times New Roman" w:cs="Times New Roman"/>
+          <w:sz w:val="28"/>
+          <w:szCs w:val="28"/>
+        </w:rPr>
+        <w:t>При подозрении на некорректное поведение приложения из-за вредоносного ПО на устройстве рекомендуется выполнить полную проверку устройства антивирусным средством или переустановить .</w:t>
+      </w:r>
+      <w:proofErr w:type="spellStart"/>
+      <w:r>
+        <w:rPr>
+          <w:rFonts w:ascii="Times New Roman" w:hAnsi="Times New Roman" w:cs="Times New Roman"/>
+          <w:sz w:val="28"/>
+          <w:szCs w:val="28"/>
+        </w:rPr>
+        <w:t>apk</w:t>
+      </w:r>
+      <w:proofErr w:type="spellEnd"/>
+      <w:r>
+        <w:rPr>
+          <w:rFonts w:ascii="Times New Roman" w:hAnsi="Times New Roman" w:cs="Times New Roman"/>
+          <w:sz w:val="28"/>
+          <w:szCs w:val="28"/>
+        </w:rPr>
+        <w:t xml:space="preserve"> из доверенного источника (например, официального </w:t>
+      </w:r>
+      <w:proofErr w:type="spellStart"/>
+      <w:r>
+        <w:rPr>
+          <w:rFonts w:ascii="Times New Roman" w:hAnsi="Times New Roman" w:cs="Times New Roman"/>
+          <w:sz w:val="28"/>
+          <w:szCs w:val="28"/>
+        </w:rPr>
+        <w:t>GitHub</w:t>
+      </w:r>
+      <w:proofErr w:type="spellEnd"/>
+      <w:r>
+        <w:rPr>
+          <w:rFonts w:ascii="Times New Roman" w:hAnsi="Times New Roman" w:cs="Times New Roman"/>
+          <w:sz w:val="28"/>
+          <w:szCs w:val="28"/>
+        </w:rPr>
+        <w:t>-репозитория).</w:t>
+      </w:r>
+    </w:p>
+    <w:p>
+      <w:pPr>
+        <w:pStyle w:val="1"/>
+      </w:pPr>
+      <w:r>
+        <w:lastRenderedPageBreak/>
+        <w:t>5.4. Действия в других аварийных ситуациях</w:t>
+      </w:r>
+    </w:p>
+    <w:p>
+      <w:pPr>
+        <w:numPr>
+          <w:ilvl w:val="0"/>
+          <w:numId w:val="30"/>
+        </w:numPr>
+        <w:rPr>
+          <w:rFonts w:ascii="Times New Roman" w:hAnsi="Times New Roman" w:cs="Times New Roman"/>
+          <w:sz w:val="28"/>
+          <w:szCs w:val="28"/>
+          <w:lang w:val="en-US"/>
+        </w:rPr>
+      </w:pPr>
+      <w:r>
+        <w:rPr>
+          <w:rFonts w:ascii="Times New Roman" w:hAnsi="Times New Roman" w:cs="Times New Roman"/>
+          <w:b/>
+          <w:bCs/>
+          <w:sz w:val="28"/>
+          <w:szCs w:val="28"/>
+        </w:rPr>
+        <w:t>Зависание</w:t>
+      </w:r>
+      <w:r>
+        <w:rPr>
+          <w:rFonts w:ascii="Times New Roman" w:hAnsi="Times New Roman" w:cs="Times New Roman"/>
+          <w:b/>
+          <w:bCs/>
+          <w:sz w:val="28"/>
+          <w:szCs w:val="28"/>
+          <w:lang w:val="en-US"/>
+        </w:rPr>
+        <w:t xml:space="preserve"> </w:t>
+      </w:r>
+      <w:r>
+        <w:rPr>
+          <w:rFonts w:ascii="Times New Roman" w:hAnsi="Times New Roman" w:cs="Times New Roman"/>
+          <w:b/>
+          <w:bCs/>
+          <w:sz w:val="28"/>
+          <w:szCs w:val="28"/>
+        </w:rPr>
+        <w:t>приложения</w:t>
+      </w:r>
+      <w:r>
+        <w:rPr>
+          <w:rFonts w:ascii="Times New Roman" w:hAnsi="Times New Roman" w:cs="Times New Roman"/>
+          <w:b/>
+          <w:bCs/>
+          <w:sz w:val="28"/>
+          <w:szCs w:val="28"/>
+          <w:lang w:val="en-US"/>
+        </w:rPr>
+        <w:t xml:space="preserve"> (ANR / Application Not Responding):</w:t>
+      </w:r>
+    </w:p>
+    <w:p>
+      <w:pPr>
+        <w:numPr>
+          <w:ilvl w:val="1"/>
+          <w:numId w:val="30"/>
+        </w:numPr>
+        <w:rPr>
+          <w:rFonts w:ascii="Times New Roman" w:hAnsi="Times New Roman" w:cs="Times New Roman"/>
+          <w:sz w:val="28"/>
+          <w:szCs w:val="28"/>
+        </w:rPr>
+      </w:pPr>
+      <w:r>
+        <w:rPr>
+          <w:rFonts w:ascii="Times New Roman" w:hAnsi="Times New Roman" w:cs="Times New Roman"/>
+          <w:sz w:val="28"/>
+          <w:szCs w:val="28"/>
+        </w:rPr>
+        <w:t xml:space="preserve">Вызвать меню недавних приложений </w:t>
+      </w:r>
+      <w:proofErr w:type="spellStart"/>
+      <w:r>
+        <w:rPr>
+          <w:rFonts w:ascii="Times New Roman" w:hAnsi="Times New Roman" w:cs="Times New Roman"/>
+          <w:sz w:val="28"/>
+          <w:szCs w:val="28"/>
+        </w:rPr>
+        <w:t>Android</w:t>
+      </w:r>
+      <w:proofErr w:type="spellEnd"/>
+      <w:r>
+        <w:rPr>
+          <w:rFonts w:ascii="Times New Roman" w:hAnsi="Times New Roman" w:cs="Times New Roman"/>
+          <w:sz w:val="28"/>
+          <w:szCs w:val="28"/>
+        </w:rPr>
+        <w:t xml:space="preserve"> и смахнуть карточку Приложения для принудительного завершения.</w:t>
+      </w:r>
+    </w:p>
+    <w:p>
+      <w:pPr>
+        <w:numPr>
+          <w:ilvl w:val="1"/>
+          <w:numId w:val="30"/>
+        </w:numPr>
+        <w:rPr>
+          <w:rFonts w:ascii="Times New Roman" w:hAnsi="Times New Roman" w:cs="Times New Roman"/>
+          <w:sz w:val="28"/>
+          <w:szCs w:val="28"/>
+        </w:rPr>
+      </w:pPr>
+      <w:r>
+        <w:rPr>
+          <w:rFonts w:ascii="Times New Roman" w:hAnsi="Times New Roman" w:cs="Times New Roman"/>
+          <w:sz w:val="28"/>
+          <w:szCs w:val="28"/>
+        </w:rPr>
+        <w:t>Запустить Приложение повторно.</w:t>
+      </w:r>
+    </w:p>
+    <w:p>
+      <w:pPr>
+        <w:numPr>
+          <w:ilvl w:val="0"/>
+          <w:numId w:val="30"/>
+        </w:numPr>
+        <w:rPr>
+          <w:rFonts w:ascii="Times New Roman" w:hAnsi="Times New Roman" w:cs="Times New Roman"/>
+          <w:sz w:val="28"/>
+          <w:szCs w:val="28"/>
+        </w:rPr>
+      </w:pPr>
+      <w:r>
+        <w:rPr>
+          <w:rFonts w:ascii="Times New Roman" w:hAnsi="Times New Roman" w:cs="Times New Roman"/>
+          <w:b/>
+          <w:bCs/>
+          <w:sz w:val="28"/>
+          <w:szCs w:val="28"/>
+        </w:rPr>
+        <w:t xml:space="preserve">Сбой инициализации модели </w:t>
+      </w:r>
+      <w:proofErr w:type="spellStart"/>
+      <w:r>
+        <w:rPr>
+          <w:rFonts w:ascii="Times New Roman" w:hAnsi="Times New Roman" w:cs="Times New Roman"/>
+          <w:b/>
+          <w:bCs/>
+          <w:sz w:val="28"/>
+          <w:szCs w:val="28"/>
+        </w:rPr>
+        <w:t>Vosk</w:t>
+      </w:r>
+      <w:proofErr w:type="spellEnd"/>
+      <w:r>
+        <w:rPr>
+          <w:rFonts w:ascii="Times New Roman" w:hAnsi="Times New Roman" w:cs="Times New Roman"/>
+          <w:b/>
+          <w:bCs/>
+          <w:sz w:val="28"/>
+          <w:szCs w:val="28"/>
+        </w:rPr>
+        <w:t>:</w:t>
+      </w:r>
+    </w:p>
+    <w:p>
+      <w:pPr>
+        <w:numPr>
+          <w:ilvl w:val="1"/>
+          <w:numId w:val="30"/>
+        </w:numPr>
+        <w:rPr>
+          <w:rFonts w:ascii="Times New Roman" w:hAnsi="Times New Roman" w:cs="Times New Roman"/>
+          <w:sz w:val="28"/>
+          <w:szCs w:val="28"/>
+        </w:rPr>
+      </w:pPr>
+      <w:r>
+        <w:rPr>
+          <w:rFonts w:ascii="Times New Roman" w:hAnsi="Times New Roman" w:cs="Times New Roman"/>
+          <w:sz w:val="28"/>
+          <w:szCs w:val="28"/>
+        </w:rPr>
+        <w:t>Убедитесь, что на устройстве достаточно свободной оперативной памяти (не менее 100 Мб).</w:t>
+      </w:r>
+    </w:p>
+    <w:p>
+      <w:pPr>
+        <w:numPr>
+          <w:ilvl w:val="1"/>
+          <w:numId w:val="30"/>
+        </w:numPr>
+        <w:rPr>
+          <w:rFonts w:ascii="Times New Roman" w:hAnsi="Times New Roman" w:cs="Times New Roman"/>
+          <w:sz w:val="28"/>
+          <w:szCs w:val="28"/>
+        </w:rPr>
+      </w:pPr>
+      <w:r>
+        <w:rPr>
+          <w:rFonts w:ascii="Times New Roman" w:hAnsi="Times New Roman" w:cs="Times New Roman"/>
+          <w:sz w:val="28"/>
+          <w:szCs w:val="28"/>
+        </w:rPr>
+        <w:t>Закройте фоновые приложения и повторите попытку запуска.</w:t>
+      </w:r>
+    </w:p>
+    <w:p>
+      <w:pPr>
         <w:rPr>
           <w:rFonts w:ascii="Times New Roman" w:hAnsi="Times New Roman" w:cs="Times New Roman"/>
           <w:sz w:val="28"/>
@@ -4159,46 +5041,111 @@
       <w:pPr>
         <w:pStyle w:val="1"/>
       </w:pPr>
-      <w:bookmarkStart w:id="19" w:name="_Toc244087181"/>
+      <w:bookmarkStart w:id="17" w:name="_Toc244087181"/>
       <w:r>
         <w:t>6.1. Общие рекомендации</w:t>
       </w:r>
-      <w:bookmarkEnd w:id="19"/>
-    </w:p>
-    <w:p>
-      <w:pPr>
-        <w:rPr>
-          <w:rFonts w:ascii="Times New Roman" w:hAnsi="Times New Roman" w:cs="Times New Roman"/>
-          <w:sz w:val="28"/>
-          <w:szCs w:val="28"/>
-        </w:rPr>
-      </w:pPr>
-      <w:r>
-        <w:rPr>
-          <w:rFonts w:ascii="Times New Roman" w:hAnsi="Times New Roman" w:cs="Times New Roman"/>
-          <w:sz w:val="28"/>
-          <w:szCs w:val="28"/>
-        </w:rPr>
-        <w:t xml:space="preserve">При первом знакомстве с Программой рекомендуется использовать простые классические формулировки (например, «десять плюс пять») для проверки отклика микрофона и системы распознавания. </w:t>
-      </w:r>
-    </w:p>
-    <w:p>
-      <w:pPr>
-        <w:rPr>
-          <w:rFonts w:ascii="Times New Roman" w:hAnsi="Times New Roman" w:cs="Times New Roman"/>
-          <w:sz w:val="28"/>
-          <w:szCs w:val="28"/>
-        </w:rPr>
-      </w:pPr>
-      <w:r>
-        <w:rPr>
-          <w:rFonts w:ascii="Times New Roman" w:hAnsi="Times New Roman" w:cs="Times New Roman"/>
-          <w:sz w:val="28"/>
-          <w:szCs w:val="28"/>
-        </w:rPr>
-        <w:t xml:space="preserve">Дополнительные сведения, поддержка и возможность сообщить об ошибке доступны в официальном репозитории проекта: </w:t>
-      </w:r>
-      <w:hyperlink r:id="rId5" w:tgtFrame="_blank" w:history="1">
+      <w:bookmarkEnd w:id="17"/>
+    </w:p>
+    <w:p>
+      <w:pPr>
+        <w:numPr>
+          <w:ilvl w:val="0"/>
+          <w:numId w:val="31"/>
+        </w:numPr>
+        <w:rPr>
+          <w:rFonts w:ascii="Times New Roman" w:hAnsi="Times New Roman" w:cs="Times New Roman"/>
+          <w:sz w:val="28"/>
+          <w:szCs w:val="28"/>
+        </w:rPr>
+      </w:pPr>
+      <w:r>
+        <w:rPr>
+          <w:rFonts w:ascii="Times New Roman" w:hAnsi="Times New Roman" w:cs="Times New Roman"/>
+          <w:sz w:val="28"/>
+          <w:szCs w:val="28"/>
+        </w:rPr>
+        <w:t xml:space="preserve">Начните работу с простых выражений, состоящих из двух чисел и одного оператора (например, </w:t>
+      </w:r>
+      <w:r>
+        <w:rPr>
+          <w:rFonts w:ascii="Times New Roman" w:hAnsi="Times New Roman" w:cs="Times New Roman"/>
+          <w:i/>
+          <w:iCs/>
+          <w:sz w:val="28"/>
+          <w:szCs w:val="28"/>
+        </w:rPr>
+        <w:t>«пять умножить на шесть»</w:t>
+      </w:r>
+      <w:r>
+        <w:rPr>
+          <w:rFonts w:ascii="Times New Roman" w:hAnsi="Times New Roman" w:cs="Times New Roman"/>
+          <w:sz w:val="28"/>
+          <w:szCs w:val="28"/>
+        </w:rPr>
+        <w:t>).</w:t>
+      </w:r>
+    </w:p>
+    <w:p>
+      <w:pPr>
+        <w:numPr>
+          <w:ilvl w:val="0"/>
+          <w:numId w:val="31"/>
+        </w:numPr>
+        <w:rPr>
+          <w:rFonts w:ascii="Times New Roman" w:hAnsi="Times New Roman" w:cs="Times New Roman"/>
+          <w:sz w:val="28"/>
+          <w:szCs w:val="28"/>
+        </w:rPr>
+      </w:pPr>
+      <w:r>
+        <w:rPr>
+          <w:rFonts w:ascii="Times New Roman" w:hAnsi="Times New Roman" w:cs="Times New Roman"/>
+          <w:sz w:val="28"/>
+          <w:szCs w:val="28"/>
+        </w:rPr>
+        <w:t xml:space="preserve">При произношении больших чисел (например, </w:t>
+      </w:r>
+      <w:r>
+        <w:rPr>
+          <w:rFonts w:ascii="Times New Roman" w:hAnsi="Times New Roman" w:cs="Times New Roman"/>
+          <w:i/>
+          <w:iCs/>
+          <w:sz w:val="28"/>
+          <w:szCs w:val="28"/>
+        </w:rPr>
+        <w:t>«тысяча двести тридцать четыре»</w:t>
+      </w:r>
+      <w:r>
+        <w:rPr>
+          <w:rFonts w:ascii="Times New Roman" w:hAnsi="Times New Roman" w:cs="Times New Roman"/>
+          <w:sz w:val="28"/>
+          <w:szCs w:val="28"/>
+        </w:rPr>
+        <w:t>) делайте паузы между отдельными выражениями.</w:t>
+      </w:r>
+    </w:p>
+    <w:p>
+      <w:pPr>
+        <w:numPr>
+          <w:ilvl w:val="0"/>
+          <w:numId w:val="31"/>
+        </w:numPr>
+        <w:rPr>
+          <w:rFonts w:ascii="Times New Roman" w:hAnsi="Times New Roman" w:cs="Times New Roman"/>
+          <w:sz w:val="28"/>
+          <w:szCs w:val="28"/>
+        </w:rPr>
+      </w:pPr>
+      <w:r>
+        <w:rPr>
+          <w:rFonts w:ascii="Times New Roman" w:hAnsi="Times New Roman" w:cs="Times New Roman"/>
+          <w:sz w:val="28"/>
+          <w:szCs w:val="28"/>
+        </w:rPr>
+        <w:t xml:space="preserve">Исходный код проекта и дополнительная информация доступны в репозитории: </w:t>
+      </w:r>
+      <w:hyperlink r:id="rId5" w:tooltip="null" w:history="1">
         <w:r>
           <w:rPr>
             <w:rStyle w:val="ac"/>
@@ -4209,6 +5156,23 @@
           <w:t>https://github.com/firenot/voice_calculator</w:t>
         </w:r>
       </w:hyperlink>
+      <w:r>
+        <w:rPr>
+          <w:rFonts w:ascii="Times New Roman" w:hAnsi="Times New Roman" w:cs="Times New Roman"/>
+          <w:sz w:val="28"/>
+          <w:szCs w:val="28"/>
+        </w:rPr>
+        <w:t>.</w:t>
+      </w:r>
+    </w:p>
+    <w:p>
+      <w:pPr>
+        <w:rPr>
+          <w:rFonts w:ascii="Times New Roman" w:hAnsi="Times New Roman" w:cs="Times New Roman"/>
+          <w:sz w:val="28"/>
+          <w:szCs w:val="28"/>
+        </w:rPr>
+      </w:pPr>
     </w:p>
     <w:sectPr>
       <w:pgSz w:w="11906" w:h="16838"/>
@@ -4372,6 +5336,155 @@
     </w:lvl>
   </w:abstractNum>
   <w:abstractNum w:abstractNumId="1" w15:restartNumberingAfterBreak="0">
+    <w:nsid w:val="09B75A21"/>
+    <w:multiLevelType w:val="multilevel"/>
+    <w:tmpl w:val="FB42D78A"/>
+    <w:lvl w:ilvl="0">
+      <w:start w:val="1"/>
+      <w:numFmt w:val="bullet"/>
+      <w:lvlText w:val=""/>
+      <w:lvlJc w:val="left"/>
+      <w:pPr>
+        <w:tabs>
+          <w:tab w:val="num" w:pos="720"/>
+        </w:tabs>
+        <w:ind w:left="720" w:hanging="360"/>
+      </w:pPr>
+      <w:rPr>
+        <w:rFonts w:ascii="Symbol" w:hAnsi="Symbol" w:hint="default"/>
+        <w:sz w:val="20"/>
+      </w:rPr>
+    </w:lvl>
+    <w:lvl w:ilvl="1" w:tentative="1">
+      <w:start w:val="1"/>
+      <w:numFmt w:val="bullet"/>
+      <w:lvlText w:val="o"/>
+      <w:lvlJc w:val="left"/>
+      <w:pPr>
+        <w:tabs>
+          <w:tab w:val="num" w:pos="1440"/>
+        </w:tabs>
+        <w:ind w:left="1440" w:hanging="360"/>
+      </w:pPr>
+      <w:rPr>
+        <w:rFonts w:ascii="Courier New" w:hAnsi="Courier New" w:hint="default"/>
+        <w:sz w:val="20"/>
+      </w:rPr>
+    </w:lvl>
+    <w:lvl w:ilvl="2" w:tentative="1">
+      <w:start w:val="1"/>
+      <w:numFmt w:val="bullet"/>
+      <w:lvlText w:val=""/>
+      <w:lvlJc w:val="left"/>
+      <w:pPr>
+        <w:tabs>
+          <w:tab w:val="num" w:pos="2160"/>
+        </w:tabs>
+        <w:ind w:left="2160" w:hanging="360"/>
+      </w:pPr>
+      <w:rPr>
+        <w:rFonts w:ascii="Wingdings" w:hAnsi="Wingdings" w:hint="default"/>
+        <w:sz w:val="20"/>
+      </w:rPr>
+    </w:lvl>
+    <w:lvl w:ilvl="3" w:tentative="1">
+      <w:start w:val="1"/>
+      <w:numFmt w:val="bullet"/>
+      <w:lvlText w:val=""/>
+      <w:lvlJc w:val="left"/>
+      <w:pPr>
+        <w:tabs>
+          <w:tab w:val="num" w:pos="2880"/>
+        </w:tabs>
+        <w:ind w:left="2880" w:hanging="360"/>
+      </w:pPr>
+      <w:rPr>
+        <w:rFonts w:ascii="Wingdings" w:hAnsi="Wingdings" w:hint="default"/>
+        <w:sz w:val="20"/>
+      </w:rPr>
+    </w:lvl>
+    <w:lvl w:ilvl="4" w:tentative="1">
+      <w:start w:val="1"/>
+      <w:numFmt w:val="bullet"/>
+      <w:lvlText w:val=""/>
+      <w:lvlJc w:val="left"/>
+      <w:pPr>
+        <w:tabs>
+          <w:tab w:val="num" w:pos="3600"/>
+        </w:tabs>
+        <w:ind w:left="3600" w:hanging="360"/>
+      </w:pPr>
+      <w:rPr>
+        <w:rFonts w:ascii="Wingdings" w:hAnsi="Wingdings" w:hint="default"/>
+        <w:sz w:val="20"/>
+      </w:rPr>
+    </w:lvl>
+    <w:lvl w:ilvl="5" w:tentative="1">
+      <w:start w:val="1"/>
+      <w:numFmt w:val="bullet"/>
+      <w:lvlText w:val=""/>
+      <w:lvlJc w:val="left"/>
+      <w:pPr>
+        <w:tabs>
+          <w:tab w:val="num" w:pos="4320"/>
+        </w:tabs>
+        <w:ind w:left="4320" w:hanging="360"/>
+      </w:pPr>
+      <w:rPr>
+        <w:rFonts w:ascii="Wingdings" w:hAnsi="Wingdings" w:hint="default"/>
+        <w:sz w:val="20"/>
+      </w:rPr>
+    </w:lvl>
+    <w:lvl w:ilvl="6" w:tentative="1">
+      <w:start w:val="1"/>
+      <w:numFmt w:val="bullet"/>
+      <w:lvlText w:val=""/>
+      <w:lvlJc w:val="left"/>
+      <w:pPr>
+        <w:tabs>
+          <w:tab w:val="num" w:pos="5040"/>
+        </w:tabs>
+        <w:ind w:left="5040" w:hanging="360"/>
+      </w:pPr>
+      <w:rPr>
+        <w:rFonts w:ascii="Wingdings" w:hAnsi="Wingdings" w:hint="default"/>
+        <w:sz w:val="20"/>
+      </w:rPr>
+    </w:lvl>
+    <w:lvl w:ilvl="7" w:tentative="1">
+      <w:start w:val="1"/>
+      <w:numFmt w:val="bullet"/>
+      <w:lvlText w:val=""/>
+      <w:lvlJc w:val="left"/>
+      <w:pPr>
+        <w:tabs>
+          <w:tab w:val="num" w:pos="5760"/>
+        </w:tabs>
+        <w:ind w:left="5760" w:hanging="360"/>
+      </w:pPr>
+      <w:rPr>
+        <w:rFonts w:ascii="Wingdings" w:hAnsi="Wingdings" w:hint="default"/>
+        <w:sz w:val="20"/>
+      </w:rPr>
+    </w:lvl>
+    <w:lvl w:ilvl="8" w:tentative="1">
+      <w:start w:val="1"/>
+      <w:numFmt w:val="bullet"/>
+      <w:lvlText w:val=""/>
+      <w:lvlJc w:val="left"/>
+      <w:pPr>
+        <w:tabs>
+          <w:tab w:val="num" w:pos="6480"/>
+        </w:tabs>
+        <w:ind w:left="6480" w:hanging="360"/>
+      </w:pPr>
+      <w:rPr>
+        <w:rFonts w:ascii="Wingdings" w:hAnsi="Wingdings" w:hint="default"/>
+        <w:sz w:val="20"/>
+      </w:rPr>
+    </w:lvl>
+  </w:abstractNum>
+  <w:abstractNum w:abstractNumId="2" w15:restartNumberingAfterBreak="0">
     <w:nsid w:val="19DF2AA3"/>
     <w:multiLevelType w:val="multilevel"/>
     <w:tmpl w:val="B13A7176"/>
@@ -4520,7 +5633,7 @@
       </w:rPr>
     </w:lvl>
   </w:abstractNum>
-  <w:abstractNum w:abstractNumId="2" w15:restartNumberingAfterBreak="0">
+  <w:abstractNum w:abstractNumId="3" w15:restartNumberingAfterBreak="0">
     <w:nsid w:val="1B8D3948"/>
     <w:multiLevelType w:val="multilevel"/>
     <w:tmpl w:val="73D89806"/>
@@ -4665,7 +5778,7 @@
       </w:rPr>
     </w:lvl>
   </w:abstractNum>
-  <w:abstractNum w:abstractNumId="3" w15:restartNumberingAfterBreak="0">
+  <w:abstractNum w:abstractNumId="4" w15:restartNumberingAfterBreak="0">
     <w:nsid w:val="1FED79F4"/>
     <w:multiLevelType w:val="multilevel"/>
     <w:tmpl w:val="D64A64F0"/>
@@ -4814,7 +5927,156 @@
       </w:rPr>
     </w:lvl>
   </w:abstractNum>
-  <w:abstractNum w:abstractNumId="4" w15:restartNumberingAfterBreak="0">
+  <w:abstractNum w:abstractNumId="5" w15:restartNumberingAfterBreak="0">
+    <w:nsid w:val="203309A6"/>
+    <w:multiLevelType w:val="multilevel"/>
+    <w:tmpl w:val="930CC7E0"/>
+    <w:lvl w:ilvl="0">
+      <w:start w:val="1"/>
+      <w:numFmt w:val="bullet"/>
+      <w:lvlText w:val=""/>
+      <w:lvlJc w:val="left"/>
+      <w:pPr>
+        <w:tabs>
+          <w:tab w:val="num" w:pos="720"/>
+        </w:tabs>
+        <w:ind w:left="720" w:hanging="360"/>
+      </w:pPr>
+      <w:rPr>
+        <w:rFonts w:ascii="Symbol" w:hAnsi="Symbol" w:hint="default"/>
+        <w:sz w:val="20"/>
+      </w:rPr>
+    </w:lvl>
+    <w:lvl w:ilvl="1" w:tentative="1">
+      <w:start w:val="1"/>
+      <w:numFmt w:val="bullet"/>
+      <w:lvlText w:val="o"/>
+      <w:lvlJc w:val="left"/>
+      <w:pPr>
+        <w:tabs>
+          <w:tab w:val="num" w:pos="1440"/>
+        </w:tabs>
+        <w:ind w:left="1440" w:hanging="360"/>
+      </w:pPr>
+      <w:rPr>
+        <w:rFonts w:ascii="Courier New" w:hAnsi="Courier New" w:hint="default"/>
+        <w:sz w:val="20"/>
+      </w:rPr>
+    </w:lvl>
+    <w:lvl w:ilvl="2" w:tentative="1">
+      <w:start w:val="1"/>
+      <w:numFmt w:val="bullet"/>
+      <w:lvlText w:val=""/>
+      <w:lvlJc w:val="left"/>
+      <w:pPr>
+        <w:tabs>
+          <w:tab w:val="num" w:pos="2160"/>
+        </w:tabs>
+        <w:ind w:left="2160" w:hanging="360"/>
+      </w:pPr>
+      <w:rPr>
+        <w:rFonts w:ascii="Wingdings" w:hAnsi="Wingdings" w:hint="default"/>
+        <w:sz w:val="20"/>
+      </w:rPr>
+    </w:lvl>
+    <w:lvl w:ilvl="3" w:tentative="1">
+      <w:start w:val="1"/>
+      <w:numFmt w:val="bullet"/>
+      <w:lvlText w:val=""/>
+      <w:lvlJc w:val="left"/>
+      <w:pPr>
+        <w:tabs>
+          <w:tab w:val="num" w:pos="2880"/>
+        </w:tabs>
+        <w:ind w:left="2880" w:hanging="360"/>
+      </w:pPr>
+      <w:rPr>
+        <w:rFonts w:ascii="Wingdings" w:hAnsi="Wingdings" w:hint="default"/>
+        <w:sz w:val="20"/>
+      </w:rPr>
+    </w:lvl>
+    <w:lvl w:ilvl="4" w:tentative="1">
+      <w:start w:val="1"/>
+      <w:numFmt w:val="bullet"/>
+      <w:lvlText w:val=""/>
+      <w:lvlJc w:val="left"/>
+      <w:pPr>
+        <w:tabs>
+          <w:tab w:val="num" w:pos="3600"/>
+        </w:tabs>
+        <w:ind w:left="3600" w:hanging="360"/>
+      </w:pPr>
+      <w:rPr>
+        <w:rFonts w:ascii="Wingdings" w:hAnsi="Wingdings" w:hint="default"/>
+        <w:sz w:val="20"/>
+      </w:rPr>
+    </w:lvl>
+    <w:lvl w:ilvl="5" w:tentative="1">
+      <w:start w:val="1"/>
+      <w:numFmt w:val="bullet"/>
+      <w:lvlText w:val=""/>
+      <w:lvlJc w:val="left"/>
+      <w:pPr>
+        <w:tabs>
+          <w:tab w:val="num" w:pos="4320"/>
+        </w:tabs>
+        <w:ind w:left="4320" w:hanging="360"/>
+      </w:pPr>
+      <w:rPr>
+        <w:rFonts w:ascii="Wingdings" w:hAnsi="Wingdings" w:hint="default"/>
+        <w:sz w:val="20"/>
+      </w:rPr>
+    </w:lvl>
+    <w:lvl w:ilvl="6" w:tentative="1">
+      <w:start w:val="1"/>
+      <w:numFmt w:val="bullet"/>
+      <w:lvlText w:val=""/>
+      <w:lvlJc w:val="left"/>
+      <w:pPr>
+        <w:tabs>
+          <w:tab w:val="num" w:pos="5040"/>
+        </w:tabs>
+        <w:ind w:left="5040" w:hanging="360"/>
+      </w:pPr>
+      <w:rPr>
+        <w:rFonts w:ascii="Wingdings" w:hAnsi="Wingdings" w:hint="default"/>
+        <w:sz w:val="20"/>
+      </w:rPr>
+    </w:lvl>
+    <w:lvl w:ilvl="7" w:tentative="1">
+      <w:start w:val="1"/>
+      <w:numFmt w:val="bullet"/>
+      <w:lvlText w:val=""/>
+      <w:lvlJc w:val="left"/>
+      <w:pPr>
+        <w:tabs>
+          <w:tab w:val="num" w:pos="5760"/>
+        </w:tabs>
+        <w:ind w:left="5760" w:hanging="360"/>
+      </w:pPr>
+      <w:rPr>
+        <w:rFonts w:ascii="Wingdings" w:hAnsi="Wingdings" w:hint="default"/>
+        <w:sz w:val="20"/>
+      </w:rPr>
+    </w:lvl>
+    <w:lvl w:ilvl="8" w:tentative="1">
+      <w:start w:val="1"/>
+      <w:numFmt w:val="bullet"/>
+      <w:lvlText w:val=""/>
+      <w:lvlJc w:val="left"/>
+      <w:pPr>
+        <w:tabs>
+          <w:tab w:val="num" w:pos="6480"/>
+        </w:tabs>
+        <w:ind w:left="6480" w:hanging="360"/>
+      </w:pPr>
+      <w:rPr>
+        <w:rFonts w:ascii="Wingdings" w:hAnsi="Wingdings" w:hint="default"/>
+        <w:sz w:val="20"/>
+      </w:rPr>
+    </w:lvl>
+  </w:abstractNum>
+  <w:abstractNum w:abstractNumId="6" w15:restartNumberingAfterBreak="0">
     <w:nsid w:val="227C1789"/>
     <w:multiLevelType w:val="multilevel"/>
     <w:tmpl w:val="498044B2"/>
@@ -4963,7 +6225,7 @@
       </w:rPr>
     </w:lvl>
   </w:abstractNum>
-  <w:abstractNum w:abstractNumId="5" w15:restartNumberingAfterBreak="0">
+  <w:abstractNum w:abstractNumId="7" w15:restartNumberingAfterBreak="0">
     <w:nsid w:val="264A1615"/>
     <w:multiLevelType w:val="multilevel"/>
     <w:tmpl w:val="8D6CFCEC"/>
@@ -5112,7 +6374,7 @@
       </w:rPr>
     </w:lvl>
   </w:abstractNum>
-  <w:abstractNum w:abstractNumId="6" w15:restartNumberingAfterBreak="0">
+  <w:abstractNum w:abstractNumId="8" w15:restartNumberingAfterBreak="0">
     <w:nsid w:val="27B1763A"/>
     <w:multiLevelType w:val="multilevel"/>
     <w:tmpl w:val="AE2C5DD8"/>
@@ -5261,7 +6523,305 @@
       </w:rPr>
     </w:lvl>
   </w:abstractNum>
-  <w:abstractNum w:abstractNumId="7" w15:restartNumberingAfterBreak="0">
+  <w:abstractNum w:abstractNumId="9" w15:restartNumberingAfterBreak="0">
+    <w:nsid w:val="2A203641"/>
+    <w:multiLevelType w:val="multilevel"/>
+    <w:tmpl w:val="407C6AA6"/>
+    <w:lvl w:ilvl="0">
+      <w:start w:val="1"/>
+      <w:numFmt w:val="bullet"/>
+      <w:lvlText w:val=""/>
+      <w:lvlJc w:val="left"/>
+      <w:pPr>
+        <w:tabs>
+          <w:tab w:val="num" w:pos="720"/>
+        </w:tabs>
+        <w:ind w:left="720" w:hanging="360"/>
+      </w:pPr>
+      <w:rPr>
+        <w:rFonts w:ascii="Symbol" w:hAnsi="Symbol" w:hint="default"/>
+        <w:sz w:val="20"/>
+      </w:rPr>
+    </w:lvl>
+    <w:lvl w:ilvl="1">
+      <w:start w:val="1"/>
+      <w:numFmt w:val="bullet"/>
+      <w:lvlText w:val="o"/>
+      <w:lvlJc w:val="left"/>
+      <w:pPr>
+        <w:tabs>
+          <w:tab w:val="num" w:pos="1440"/>
+        </w:tabs>
+        <w:ind w:left="1440" w:hanging="360"/>
+      </w:pPr>
+      <w:rPr>
+        <w:rFonts w:ascii="Courier New" w:hAnsi="Courier New" w:hint="default"/>
+        <w:sz w:val="20"/>
+      </w:rPr>
+    </w:lvl>
+    <w:lvl w:ilvl="2" w:tentative="1">
+      <w:start w:val="1"/>
+      <w:numFmt w:val="bullet"/>
+      <w:lvlText w:val=""/>
+      <w:lvlJc w:val="left"/>
+      <w:pPr>
+        <w:tabs>
+          <w:tab w:val="num" w:pos="2160"/>
+        </w:tabs>
+        <w:ind w:left="2160" w:hanging="360"/>
+      </w:pPr>
+      <w:rPr>
+        <w:rFonts w:ascii="Wingdings" w:hAnsi="Wingdings" w:hint="default"/>
+        <w:sz w:val="20"/>
+      </w:rPr>
+    </w:lvl>
+    <w:lvl w:ilvl="3" w:tentative="1">
+      <w:start w:val="1"/>
+      <w:numFmt w:val="bullet"/>
+      <w:lvlText w:val=""/>
+      <w:lvlJc w:val="left"/>
+      <w:pPr>
+        <w:tabs>
+          <w:tab w:val="num" w:pos="2880"/>
+        </w:tabs>
+        <w:ind w:left="2880" w:hanging="360"/>
+      </w:pPr>
+      <w:rPr>
+        <w:rFonts w:ascii="Wingdings" w:hAnsi="Wingdings" w:hint="default"/>
+        <w:sz w:val="20"/>
+      </w:rPr>
+    </w:lvl>
+    <w:lvl w:ilvl="4" w:tentative="1">
+      <w:start w:val="1"/>
+      <w:numFmt w:val="bullet"/>
+      <w:lvlText w:val=""/>
+      <w:lvlJc w:val="left"/>
+      <w:pPr>
+        <w:tabs>
+          <w:tab w:val="num" w:pos="3600"/>
+        </w:tabs>
+        <w:ind w:left="3600" w:hanging="360"/>
+      </w:pPr>
+      <w:rPr>
+        <w:rFonts w:ascii="Wingdings" w:hAnsi="Wingdings" w:hint="default"/>
+        <w:sz w:val="20"/>
+      </w:rPr>
+    </w:lvl>
+    <w:lvl w:ilvl="5" w:tentative="1">
+      <w:start w:val="1"/>
+      <w:numFmt w:val="bullet"/>
+      <w:lvlText w:val=""/>
+      <w:lvlJc w:val="left"/>
+      <w:pPr>
+        <w:tabs>
+          <w:tab w:val="num" w:pos="4320"/>
+        </w:tabs>
+        <w:ind w:left="4320" w:hanging="360"/>
+      </w:pPr>
+      <w:rPr>
+        <w:rFonts w:ascii="Wingdings" w:hAnsi="Wingdings" w:hint="default"/>
+        <w:sz w:val="20"/>
+      </w:rPr>
+    </w:lvl>
+    <w:lvl w:ilvl="6" w:tentative="1">
+      <w:start w:val="1"/>
+      <w:numFmt w:val="bullet"/>
+      <w:lvlText w:val=""/>
+      <w:lvlJc w:val="left"/>
+      <w:pPr>
+        <w:tabs>
+          <w:tab w:val="num" w:pos="5040"/>
+        </w:tabs>
+        <w:ind w:left="5040" w:hanging="360"/>
+      </w:pPr>
+      <w:rPr>
+        <w:rFonts w:ascii="Wingdings" w:hAnsi="Wingdings" w:hint="default"/>
+        <w:sz w:val="20"/>
+      </w:rPr>
+    </w:lvl>
+    <w:lvl w:ilvl="7" w:tentative="1">
+      <w:start w:val="1"/>
+      <w:numFmt w:val="bullet"/>
+      <w:lvlText w:val=""/>
+      <w:lvlJc w:val="left"/>
+      <w:pPr>
+        <w:tabs>
+          <w:tab w:val="num" w:pos="5760"/>
+        </w:tabs>
+        <w:ind w:left="5760" w:hanging="360"/>
+      </w:pPr>
+      <w:rPr>
+        <w:rFonts w:ascii="Wingdings" w:hAnsi="Wingdings" w:hint="default"/>
+        <w:sz w:val="20"/>
+      </w:rPr>
+    </w:lvl>
+    <w:lvl w:ilvl="8" w:tentative="1">
+      <w:start w:val="1"/>
+      <w:numFmt w:val="bullet"/>
+      <w:lvlText w:val=""/>
+      <w:lvlJc w:val="left"/>
+      <w:pPr>
+        <w:tabs>
+          <w:tab w:val="num" w:pos="6480"/>
+        </w:tabs>
+        <w:ind w:left="6480" w:hanging="360"/>
+      </w:pPr>
+      <w:rPr>
+        <w:rFonts w:ascii="Wingdings" w:hAnsi="Wingdings" w:hint="default"/>
+        <w:sz w:val="20"/>
+      </w:rPr>
+    </w:lvl>
+  </w:abstractNum>
+  <w:abstractNum w:abstractNumId="10" w15:restartNumberingAfterBreak="0">
+    <w:nsid w:val="2A926AAD"/>
+    <w:multiLevelType w:val="multilevel"/>
+    <w:tmpl w:val="5DD085BE"/>
+    <w:lvl w:ilvl="0">
+      <w:start w:val="1"/>
+      <w:numFmt w:val="bullet"/>
+      <w:lvlText w:val=""/>
+      <w:lvlJc w:val="left"/>
+      <w:pPr>
+        <w:tabs>
+          <w:tab w:val="num" w:pos="720"/>
+        </w:tabs>
+        <w:ind w:left="720" w:hanging="360"/>
+      </w:pPr>
+      <w:rPr>
+        <w:rFonts w:ascii="Symbol" w:hAnsi="Symbol" w:hint="default"/>
+        <w:sz w:val="20"/>
+      </w:rPr>
+    </w:lvl>
+    <w:lvl w:ilvl="1" w:tentative="1">
+      <w:start w:val="1"/>
+      <w:numFmt w:val="bullet"/>
+      <w:lvlText w:val="o"/>
+      <w:lvlJc w:val="left"/>
+      <w:pPr>
+        <w:tabs>
+          <w:tab w:val="num" w:pos="1440"/>
+        </w:tabs>
+        <w:ind w:left="1440" w:hanging="360"/>
+      </w:pPr>
+      <w:rPr>
+        <w:rFonts w:ascii="Courier New" w:hAnsi="Courier New" w:hint="default"/>
+        <w:sz w:val="20"/>
+      </w:rPr>
+    </w:lvl>
+    <w:lvl w:ilvl="2" w:tentative="1">
+      <w:start w:val="1"/>
+      <w:numFmt w:val="bullet"/>
+      <w:lvlText w:val=""/>
+      <w:lvlJc w:val="left"/>
+      <w:pPr>
+        <w:tabs>
+          <w:tab w:val="num" w:pos="2160"/>
+        </w:tabs>
+        <w:ind w:left="2160" w:hanging="360"/>
+      </w:pPr>
+      <w:rPr>
+        <w:rFonts w:ascii="Wingdings" w:hAnsi="Wingdings" w:hint="default"/>
+        <w:sz w:val="20"/>
+      </w:rPr>
+    </w:lvl>
+    <w:lvl w:ilvl="3" w:tentative="1">
+      <w:start w:val="1"/>
+      <w:numFmt w:val="bullet"/>
+      <w:lvlText w:val=""/>
+      <w:lvlJc w:val="left"/>
+      <w:pPr>
+        <w:tabs>
+          <w:tab w:val="num" w:pos="2880"/>
+        </w:tabs>
+        <w:ind w:left="2880" w:hanging="360"/>
+      </w:pPr>
+      <w:rPr>
+        <w:rFonts w:ascii="Wingdings" w:hAnsi="Wingdings" w:hint="default"/>
+        <w:sz w:val="20"/>
+      </w:rPr>
+    </w:lvl>
+    <w:lvl w:ilvl="4" w:tentative="1">
+      <w:start w:val="1"/>
+      <w:numFmt w:val="bullet"/>
+      <w:lvlText w:val=""/>
+      <w:lvlJc w:val="left"/>
+      <w:pPr>
+        <w:tabs>
+          <w:tab w:val="num" w:pos="3600"/>
+        </w:tabs>
+        <w:ind w:left="3600" w:hanging="360"/>
+      </w:pPr>
+      <w:rPr>
+        <w:rFonts w:ascii="Wingdings" w:hAnsi="Wingdings" w:hint="default"/>
+        <w:sz w:val="20"/>
+      </w:rPr>
+    </w:lvl>
+    <w:lvl w:ilvl="5" w:tentative="1">
+      <w:start w:val="1"/>
+      <w:numFmt w:val="bullet"/>
+      <w:lvlText w:val=""/>
+      <w:lvlJc w:val="left"/>
+      <w:pPr>
+        <w:tabs>
+          <w:tab w:val="num" w:pos="4320"/>
+        </w:tabs>
+        <w:ind w:left="4320" w:hanging="360"/>
+      </w:pPr>
+      <w:rPr>
+        <w:rFonts w:ascii="Wingdings" w:hAnsi="Wingdings" w:hint="default"/>
+        <w:sz w:val="20"/>
+      </w:rPr>
+    </w:lvl>
+    <w:lvl w:ilvl="6" w:tentative="1">
+      <w:start w:val="1"/>
+      <w:numFmt w:val="bullet"/>
+      <w:lvlText w:val=""/>
+      <w:lvlJc w:val="left"/>
+      <w:pPr>
+        <w:tabs>
+          <w:tab w:val="num" w:pos="5040"/>
+        </w:tabs>
+        <w:ind w:left="5040" w:hanging="360"/>
+      </w:pPr>
+      <w:rPr>
+        <w:rFonts w:ascii="Wingdings" w:hAnsi="Wingdings" w:hint="default"/>
+        <w:sz w:val="20"/>
+      </w:rPr>
+    </w:lvl>
+    <w:lvl w:ilvl="7" w:tentative="1">
+      <w:start w:val="1"/>
+      <w:numFmt w:val="bullet"/>
+      <w:lvlText w:val=""/>
+      <w:lvlJc w:val="left"/>
+      <w:pPr>
+        <w:tabs>
+          <w:tab w:val="num" w:pos="5760"/>
+        </w:tabs>
+        <w:ind w:left="5760" w:hanging="360"/>
+      </w:pPr>
+      <w:rPr>
+        <w:rFonts w:ascii="Wingdings" w:hAnsi="Wingdings" w:hint="default"/>
+        <w:sz w:val="20"/>
+      </w:rPr>
+    </w:lvl>
+    <w:lvl w:ilvl="8" w:tentative="1">
+      <w:start w:val="1"/>
+      <w:numFmt w:val="bullet"/>
+      <w:lvlText w:val=""/>
+      <w:lvlJc w:val="left"/>
+      <w:pPr>
+        <w:tabs>
+          <w:tab w:val="num" w:pos="6480"/>
+        </w:tabs>
+        <w:ind w:left="6480" w:hanging="360"/>
+      </w:pPr>
+      <w:rPr>
+        <w:rFonts w:ascii="Wingdings" w:hAnsi="Wingdings" w:hint="default"/>
+        <w:sz w:val="20"/>
+      </w:rPr>
+    </w:lvl>
+  </w:abstractNum>
+  <w:abstractNum w:abstractNumId="11" w15:restartNumberingAfterBreak="0">
     <w:nsid w:val="2B825C8E"/>
     <w:multiLevelType w:val="multilevel"/>
     <w:tmpl w:val="2066516C"/>
@@ -5410,7 +6970,7 @@
       </w:rPr>
     </w:lvl>
   </w:abstractNum>
-  <w:abstractNum w:abstractNumId="8" w15:restartNumberingAfterBreak="0">
+  <w:abstractNum w:abstractNumId="12" w15:restartNumberingAfterBreak="0">
     <w:nsid w:val="30DB0FD6"/>
     <w:multiLevelType w:val="multilevel"/>
     <w:tmpl w:val="6F1E2BC0"/>
@@ -5559,7 +7119,156 @@
       </w:rPr>
     </w:lvl>
   </w:abstractNum>
-  <w:abstractNum w:abstractNumId="9" w15:restartNumberingAfterBreak="0">
+  <w:abstractNum w:abstractNumId="13" w15:restartNumberingAfterBreak="0">
+    <w:nsid w:val="31153BC8"/>
+    <w:multiLevelType w:val="multilevel"/>
+    <w:tmpl w:val="3B22FD52"/>
+    <w:lvl w:ilvl="0">
+      <w:start w:val="1"/>
+      <w:numFmt w:val="bullet"/>
+      <w:lvlText w:val=""/>
+      <w:lvlJc w:val="left"/>
+      <w:pPr>
+        <w:tabs>
+          <w:tab w:val="num" w:pos="720"/>
+        </w:tabs>
+        <w:ind w:left="720" w:hanging="360"/>
+      </w:pPr>
+      <w:rPr>
+        <w:rFonts w:ascii="Symbol" w:hAnsi="Symbol" w:hint="default"/>
+        <w:sz w:val="20"/>
+      </w:rPr>
+    </w:lvl>
+    <w:lvl w:ilvl="1" w:tentative="1">
+      <w:start w:val="1"/>
+      <w:numFmt w:val="bullet"/>
+      <w:lvlText w:val="o"/>
+      <w:lvlJc w:val="left"/>
+      <w:pPr>
+        <w:tabs>
+          <w:tab w:val="num" w:pos="1440"/>
+        </w:tabs>
+        <w:ind w:left="1440" w:hanging="360"/>
+      </w:pPr>
+      <w:rPr>
+        <w:rFonts w:ascii="Courier New" w:hAnsi="Courier New" w:hint="default"/>
+        <w:sz w:val="20"/>
+      </w:rPr>
+    </w:lvl>
+    <w:lvl w:ilvl="2" w:tentative="1">
+      <w:start w:val="1"/>
+      <w:numFmt w:val="bullet"/>
+      <w:lvlText w:val=""/>
+      <w:lvlJc w:val="left"/>
+      <w:pPr>
+        <w:tabs>
+          <w:tab w:val="num" w:pos="2160"/>
+        </w:tabs>
+        <w:ind w:left="2160" w:hanging="360"/>
+      </w:pPr>
+      <w:rPr>
+        <w:rFonts w:ascii="Wingdings" w:hAnsi="Wingdings" w:hint="default"/>
+        <w:sz w:val="20"/>
+      </w:rPr>
+    </w:lvl>
+    <w:lvl w:ilvl="3" w:tentative="1">
+      <w:start w:val="1"/>
+      <w:numFmt w:val="bullet"/>
+      <w:lvlText w:val=""/>
+      <w:lvlJc w:val="left"/>
+      <w:pPr>
+        <w:tabs>
+          <w:tab w:val="num" w:pos="2880"/>
+        </w:tabs>
+        <w:ind w:left="2880" w:hanging="360"/>
+      </w:pPr>
+      <w:rPr>
+        <w:rFonts w:ascii="Wingdings" w:hAnsi="Wingdings" w:hint="default"/>
+        <w:sz w:val="20"/>
+      </w:rPr>
+    </w:lvl>
+    <w:lvl w:ilvl="4" w:tentative="1">
+      <w:start w:val="1"/>
+      <w:numFmt w:val="bullet"/>
+      <w:lvlText w:val=""/>
+      <w:lvlJc w:val="left"/>
+      <w:pPr>
+        <w:tabs>
+          <w:tab w:val="num" w:pos="3600"/>
+        </w:tabs>
+        <w:ind w:left="3600" w:hanging="360"/>
+      </w:pPr>
+      <w:rPr>
+        <w:rFonts w:ascii="Wingdings" w:hAnsi="Wingdings" w:hint="default"/>
+        <w:sz w:val="20"/>
+      </w:rPr>
+    </w:lvl>
+    <w:lvl w:ilvl="5" w:tentative="1">
+      <w:start w:val="1"/>
+      <w:numFmt w:val="bullet"/>
+      <w:lvlText w:val=""/>
+      <w:lvlJc w:val="left"/>
+      <w:pPr>
+        <w:tabs>
+          <w:tab w:val="num" w:pos="4320"/>
+        </w:tabs>
+        <w:ind w:left="4320" w:hanging="360"/>
+      </w:pPr>
+      <w:rPr>
+        <w:rFonts w:ascii="Wingdings" w:hAnsi="Wingdings" w:hint="default"/>
+        <w:sz w:val="20"/>
+      </w:rPr>
+    </w:lvl>
+    <w:lvl w:ilvl="6" w:tentative="1">
+      <w:start w:val="1"/>
+      <w:numFmt w:val="bullet"/>
+      <w:lvlText w:val=""/>
+      <w:lvlJc w:val="left"/>
+      <w:pPr>
+        <w:tabs>
+          <w:tab w:val="num" w:pos="5040"/>
+        </w:tabs>
+        <w:ind w:left="5040" w:hanging="360"/>
+      </w:pPr>
+      <w:rPr>
+        <w:rFonts w:ascii="Wingdings" w:hAnsi="Wingdings" w:hint="default"/>
+        <w:sz w:val="20"/>
+      </w:rPr>
+    </w:lvl>
+    <w:lvl w:ilvl="7" w:tentative="1">
+      <w:start w:val="1"/>
+      <w:numFmt w:val="bullet"/>
+      <w:lvlText w:val=""/>
+      <w:lvlJc w:val="left"/>
+      <w:pPr>
+        <w:tabs>
+          <w:tab w:val="num" w:pos="5760"/>
+        </w:tabs>
+        <w:ind w:left="5760" w:hanging="360"/>
+      </w:pPr>
+      <w:rPr>
+        <w:rFonts w:ascii="Wingdings" w:hAnsi="Wingdings" w:hint="default"/>
+        <w:sz w:val="20"/>
+      </w:rPr>
+    </w:lvl>
+    <w:lvl w:ilvl="8" w:tentative="1">
+      <w:start w:val="1"/>
+      <w:numFmt w:val="bullet"/>
+      <w:lvlText w:val=""/>
+      <w:lvlJc w:val="left"/>
+      <w:pPr>
+        <w:tabs>
+          <w:tab w:val="num" w:pos="6480"/>
+        </w:tabs>
+        <w:ind w:left="6480" w:hanging="360"/>
+      </w:pPr>
+      <w:rPr>
+        <w:rFonts w:ascii="Wingdings" w:hAnsi="Wingdings" w:hint="default"/>
+        <w:sz w:val="20"/>
+      </w:rPr>
+    </w:lvl>
+  </w:abstractNum>
+  <w:abstractNum w:abstractNumId="14" w15:restartNumberingAfterBreak="0">
     <w:nsid w:val="32801C67"/>
     <w:multiLevelType w:val="multilevel"/>
     <w:tmpl w:val="B8E247E8"/>
@@ -5708,7 +7417,120 @@
       </w:rPr>
     </w:lvl>
   </w:abstractNum>
-  <w:abstractNum w:abstractNumId="10" w15:restartNumberingAfterBreak="0">
+  <w:abstractNum w:abstractNumId="15" w15:restartNumberingAfterBreak="0">
+    <w:nsid w:val="35FB23F8"/>
+    <w:multiLevelType w:val="multilevel"/>
+    <w:tmpl w:val="262A5E18"/>
+    <w:lvl w:ilvl="0">
+      <w:start w:val="1"/>
+      <w:numFmt w:val="decimal"/>
+      <w:lvlText w:val="%1."/>
+      <w:lvlJc w:val="left"/>
+      <w:pPr>
+        <w:tabs>
+          <w:tab w:val="num" w:pos="720"/>
+        </w:tabs>
+        <w:ind w:left="720" w:hanging="360"/>
+      </w:pPr>
+    </w:lvl>
+    <w:lvl w:ilvl="1" w:tentative="1">
+      <w:start w:val="1"/>
+      <w:numFmt w:val="decimal"/>
+      <w:lvlText w:val="%2."/>
+      <w:lvlJc w:val="left"/>
+      <w:pPr>
+        <w:tabs>
+          <w:tab w:val="num" w:pos="1440"/>
+        </w:tabs>
+        <w:ind w:left="1440" w:hanging="360"/>
+      </w:pPr>
+    </w:lvl>
+    <w:lvl w:ilvl="2" w:tentative="1">
+      <w:start w:val="1"/>
+      <w:numFmt w:val="decimal"/>
+      <w:lvlText w:val="%3."/>
+      <w:lvlJc w:val="left"/>
+      <w:pPr>
+        <w:tabs>
+          <w:tab w:val="num" w:pos="2160"/>
+        </w:tabs>
+        <w:ind w:left="2160" w:hanging="360"/>
+      </w:pPr>
+    </w:lvl>
+    <w:lvl w:ilvl="3" w:tentative="1">
+      <w:start w:val="1"/>
+      <w:numFmt w:val="decimal"/>
+      <w:lvlText w:val="%4."/>
+      <w:lvlJc w:val="left"/>
+      <w:pPr>
+        <w:tabs>
+          <w:tab w:val="num" w:pos="2880"/>
+        </w:tabs>
+        <w:ind w:left="2880" w:hanging="360"/>
+      </w:pPr>
+    </w:lvl>
+    <w:lvl w:ilvl="4" w:tentative="1">
+      <w:start w:val="1"/>
+      <w:numFmt w:val="decimal"/>
+      <w:lvlText w:val="%5."/>
+      <w:lvlJc w:val="left"/>
+      <w:pPr>
+        <w:tabs>
+          <w:tab w:val="num" w:pos="3600"/>
+        </w:tabs>
+        <w:ind w:left="3600" w:hanging="360"/>
+      </w:pPr>
+    </w:lvl>
+    <w:lvl w:ilvl="5" w:tentative="1">
+      <w:start w:val="1"/>
+      <w:numFmt w:val="decimal"/>
+      <w:lvlText w:val="%6."/>
+      <w:lvlJc w:val="left"/>
+      <w:pPr>
+        <w:tabs>
+          <w:tab w:val="num" w:pos="4320"/>
+        </w:tabs>
+        <w:ind w:left="4320" w:hanging="360"/>
+      </w:pPr>
+    </w:lvl>
+    <w:lvl w:ilvl="6" w:tentative="1">
+      <w:start w:val="1"/>
+      <w:numFmt w:val="decimal"/>
+      <w:lvlText w:val="%7."/>
+      <w:lvlJc w:val="left"/>
+      <w:pPr>
+        <w:tabs>
+          <w:tab w:val="num" w:pos="5040"/>
+        </w:tabs>
+        <w:ind w:left="5040" w:hanging="360"/>
+      </w:pPr>
+    </w:lvl>
+    <w:lvl w:ilvl="7" w:tentative="1">
+      <w:start w:val="1"/>
+      <w:numFmt w:val="decimal"/>
+      <w:lvlText w:val="%8."/>
+      <w:lvlJc w:val="left"/>
+      <w:pPr>
+        <w:tabs>
+          <w:tab w:val="num" w:pos="5760"/>
+        </w:tabs>
+        <w:ind w:left="5760" w:hanging="360"/>
+      </w:pPr>
+    </w:lvl>
+    <w:lvl w:ilvl="8" w:tentative="1">
+      <w:start w:val="1"/>
+      <w:numFmt w:val="decimal"/>
+      <w:lvlText w:val="%9."/>
+      <w:lvlJc w:val="left"/>
+      <w:pPr>
+        <w:tabs>
+          <w:tab w:val="num" w:pos="6480"/>
+        </w:tabs>
+        <w:ind w:left="6480" w:hanging="360"/>
+      </w:pPr>
+    </w:lvl>
+  </w:abstractNum>
+  <w:abstractNum w:abstractNumId="16" w15:restartNumberingAfterBreak="0">
     <w:nsid w:val="36BB7247"/>
     <w:multiLevelType w:val="multilevel"/>
     <w:tmpl w:val="CB5C2E3E"/>
@@ -5821,7 +7643,7 @@
       </w:pPr>
     </w:lvl>
   </w:abstractNum>
-  <w:abstractNum w:abstractNumId="11" w15:restartNumberingAfterBreak="0">
+  <w:abstractNum w:abstractNumId="17" w15:restartNumberingAfterBreak="0">
     <w:nsid w:val="39A47A0E"/>
     <w:multiLevelType w:val="multilevel"/>
     <w:tmpl w:val="956493CE"/>
@@ -5970,7 +7792,7 @@
       </w:rPr>
     </w:lvl>
   </w:abstractNum>
-  <w:abstractNum w:abstractNumId="12" w15:restartNumberingAfterBreak="0">
+  <w:abstractNum w:abstractNumId="18" w15:restartNumberingAfterBreak="0">
     <w:nsid w:val="41034125"/>
     <w:multiLevelType w:val="multilevel"/>
     <w:tmpl w:val="CB66A148"/>
@@ -6119,7 +7941,7 @@
       </w:rPr>
     </w:lvl>
   </w:abstractNum>
-  <w:abstractNum w:abstractNumId="13" w15:restartNumberingAfterBreak="0">
+  <w:abstractNum w:abstractNumId="19" w15:restartNumberingAfterBreak="0">
     <w:nsid w:val="438C11FC"/>
     <w:multiLevelType w:val="multilevel"/>
     <w:tmpl w:val="3810202C"/>
@@ -6268,7 +8090,120 @@
       </w:rPr>
     </w:lvl>
   </w:abstractNum>
-  <w:abstractNum w:abstractNumId="14" w15:restartNumberingAfterBreak="0">
+  <w:abstractNum w:abstractNumId="20" w15:restartNumberingAfterBreak="0">
+    <w:nsid w:val="48F51D28"/>
+    <w:multiLevelType w:val="multilevel"/>
+    <w:tmpl w:val="A2EA612A"/>
+    <w:lvl w:ilvl="0">
+      <w:start w:val="1"/>
+      <w:numFmt w:val="decimal"/>
+      <w:lvlText w:val="%1."/>
+      <w:lvlJc w:val="left"/>
+      <w:pPr>
+        <w:tabs>
+          <w:tab w:val="num" w:pos="720"/>
+        </w:tabs>
+        <w:ind w:left="720" w:hanging="360"/>
+      </w:pPr>
+    </w:lvl>
+    <w:lvl w:ilvl="1" w:tentative="1">
+      <w:start w:val="1"/>
+      <w:numFmt w:val="decimal"/>
+      <w:lvlText w:val="%2."/>
+      <w:lvlJc w:val="left"/>
+      <w:pPr>
+        <w:tabs>
+          <w:tab w:val="num" w:pos="1440"/>
+        </w:tabs>
+        <w:ind w:left="1440" w:hanging="360"/>
+      </w:pPr>
+    </w:lvl>
+    <w:lvl w:ilvl="2" w:tentative="1">
+      <w:start w:val="1"/>
+      <w:numFmt w:val="decimal"/>
+      <w:lvlText w:val="%3."/>
+      <w:lvlJc w:val="left"/>
+      <w:pPr>
+        <w:tabs>
+          <w:tab w:val="num" w:pos="2160"/>
+        </w:tabs>
+        <w:ind w:left="2160" w:hanging="360"/>
+      </w:pPr>
+    </w:lvl>
+    <w:lvl w:ilvl="3" w:tentative="1">
+      <w:start w:val="1"/>
+      <w:numFmt w:val="decimal"/>
+      <w:lvlText w:val="%4."/>
+      <w:lvlJc w:val="left"/>
+      <w:pPr>
+        <w:tabs>
+          <w:tab w:val="num" w:pos="2880"/>
+        </w:tabs>
+        <w:ind w:left="2880" w:hanging="360"/>
+      </w:pPr>
+    </w:lvl>
+    <w:lvl w:ilvl="4" w:tentative="1">
+      <w:start w:val="1"/>
+      <w:numFmt w:val="decimal"/>
+      <w:lvlText w:val="%5."/>
+      <w:lvlJc w:val="left"/>
+      <w:pPr>
+        <w:tabs>
+          <w:tab w:val="num" w:pos="3600"/>
+        </w:tabs>
+        <w:ind w:left="3600" w:hanging="360"/>
+      </w:pPr>
+    </w:lvl>
+    <w:lvl w:ilvl="5" w:tentative="1">
+      <w:start w:val="1"/>
+      <w:numFmt w:val="decimal"/>
+      <w:lvlText w:val="%6."/>
+      <w:lvlJc w:val="left"/>
+      <w:pPr>
+        <w:tabs>
+          <w:tab w:val="num" w:pos="4320"/>
+        </w:tabs>
+        <w:ind w:left="4320" w:hanging="360"/>
+      </w:pPr>
+    </w:lvl>
+    <w:lvl w:ilvl="6" w:tentative="1">
+      <w:start w:val="1"/>
+      <w:numFmt w:val="decimal"/>
+      <w:lvlText w:val="%7."/>
+      <w:lvlJc w:val="left"/>
+      <w:pPr>
+        <w:tabs>
+          <w:tab w:val="num" w:pos="5040"/>
+        </w:tabs>
+        <w:ind w:left="5040" w:hanging="360"/>
+      </w:pPr>
+    </w:lvl>
+    <w:lvl w:ilvl="7" w:tentative="1">
+      <w:start w:val="1"/>
+      <w:numFmt w:val="decimal"/>
+      <w:lvlText w:val="%8."/>
+      <w:lvlJc w:val="left"/>
+      <w:pPr>
+        <w:tabs>
+          <w:tab w:val="num" w:pos="5760"/>
+        </w:tabs>
+        <w:ind w:left="5760" w:hanging="360"/>
+      </w:pPr>
+    </w:lvl>
+    <w:lvl w:ilvl="8" w:tentative="1">
+      <w:start w:val="1"/>
+      <w:numFmt w:val="decimal"/>
+      <w:lvlText w:val="%9."/>
+      <w:lvlJc w:val="left"/>
+      <w:pPr>
+        <w:tabs>
+          <w:tab w:val="num" w:pos="6480"/>
+        </w:tabs>
+        <w:ind w:left="6480" w:hanging="360"/>
+      </w:pPr>
+    </w:lvl>
+  </w:abstractNum>
+  <w:abstractNum w:abstractNumId="21" w15:restartNumberingAfterBreak="0">
     <w:nsid w:val="4D0F0A59"/>
     <w:multiLevelType w:val="multilevel"/>
     <w:tmpl w:val="30F6AE4A"/>
@@ -6417,7 +8352,7 @@
       </w:rPr>
     </w:lvl>
   </w:abstractNum>
-  <w:abstractNum w:abstractNumId="15" w15:restartNumberingAfterBreak="0">
+  <w:abstractNum w:abstractNumId="22" w15:restartNumberingAfterBreak="0">
     <w:nsid w:val="4D9F107C"/>
     <w:multiLevelType w:val="multilevel"/>
     <w:tmpl w:val="419453A0"/>
@@ -6562,7 +8497,7 @@
       </w:rPr>
     </w:lvl>
   </w:abstractNum>
-  <w:abstractNum w:abstractNumId="16" w15:restartNumberingAfterBreak="0">
+  <w:abstractNum w:abstractNumId="23" w15:restartNumberingAfterBreak="0">
     <w:nsid w:val="5CE46844"/>
     <w:multiLevelType w:val="multilevel"/>
     <w:tmpl w:val="726AED9E"/>
@@ -6711,7 +8646,7 @@
       </w:rPr>
     </w:lvl>
   </w:abstractNum>
-  <w:abstractNum w:abstractNumId="17" w15:restartNumberingAfterBreak="0">
+  <w:abstractNum w:abstractNumId="24" w15:restartNumberingAfterBreak="0">
     <w:nsid w:val="601F4A65"/>
     <w:multiLevelType w:val="multilevel"/>
     <w:tmpl w:val="82604304"/>
@@ -6860,7 +8795,7 @@
       </w:rPr>
     </w:lvl>
   </w:abstractNum>
-  <w:abstractNum w:abstractNumId="18" w15:restartNumberingAfterBreak="0">
+  <w:abstractNum w:abstractNumId="25" w15:restartNumberingAfterBreak="0">
     <w:nsid w:val="695A6477"/>
     <w:multiLevelType w:val="multilevel"/>
     <w:tmpl w:val="EFAE98CC"/>
@@ -7009,7 +8944,7 @@
       </w:rPr>
     </w:lvl>
   </w:abstractNum>
-  <w:abstractNum w:abstractNumId="19" w15:restartNumberingAfterBreak="0">
+  <w:abstractNum w:abstractNumId="26" w15:restartNumberingAfterBreak="0">
     <w:nsid w:val="6B2B2B32"/>
     <w:multiLevelType w:val="multilevel"/>
     <w:tmpl w:val="CC509500"/>
@@ -7158,7 +9093,156 @@
       </w:rPr>
     </w:lvl>
   </w:abstractNum>
-  <w:abstractNum w:abstractNumId="20" w15:restartNumberingAfterBreak="0">
+  <w:abstractNum w:abstractNumId="27" w15:restartNumberingAfterBreak="0">
+    <w:nsid w:val="6CD86FDE"/>
+    <w:multiLevelType w:val="multilevel"/>
+    <w:tmpl w:val="D758CC7C"/>
+    <w:lvl w:ilvl="0">
+      <w:start w:val="1"/>
+      <w:numFmt w:val="bullet"/>
+      <w:lvlText w:val=""/>
+      <w:lvlJc w:val="left"/>
+      <w:pPr>
+        <w:tabs>
+          <w:tab w:val="num" w:pos="720"/>
+        </w:tabs>
+        <w:ind w:left="720" w:hanging="360"/>
+      </w:pPr>
+      <w:rPr>
+        <w:rFonts w:ascii="Symbol" w:hAnsi="Symbol" w:hint="default"/>
+        <w:sz w:val="20"/>
+      </w:rPr>
+    </w:lvl>
+    <w:lvl w:ilvl="1">
+      <w:start w:val="1"/>
+      <w:numFmt w:val="bullet"/>
+      <w:lvlText w:val="o"/>
+      <w:lvlJc w:val="left"/>
+      <w:pPr>
+        <w:tabs>
+          <w:tab w:val="num" w:pos="1440"/>
+        </w:tabs>
+        <w:ind w:left="1440" w:hanging="360"/>
+      </w:pPr>
+      <w:rPr>
+        <w:rFonts w:ascii="Courier New" w:hAnsi="Courier New" w:hint="default"/>
+        <w:sz w:val="20"/>
+      </w:rPr>
+    </w:lvl>
+    <w:lvl w:ilvl="2" w:tentative="1">
+      <w:start w:val="1"/>
+      <w:numFmt w:val="bullet"/>
+      <w:lvlText w:val=""/>
+      <w:lvlJc w:val="left"/>
+      <w:pPr>
+        <w:tabs>
+          <w:tab w:val="num" w:pos="2160"/>
+        </w:tabs>
+        <w:ind w:left="2160" w:hanging="360"/>
+      </w:pPr>
+      <w:rPr>
+        <w:rFonts w:ascii="Wingdings" w:hAnsi="Wingdings" w:hint="default"/>
+        <w:sz w:val="20"/>
+      </w:rPr>
+    </w:lvl>
+    <w:lvl w:ilvl="3" w:tentative="1">
+      <w:start w:val="1"/>
+      <w:numFmt w:val="bullet"/>
+      <w:lvlText w:val=""/>
+      <w:lvlJc w:val="left"/>
+      <w:pPr>
+        <w:tabs>
+          <w:tab w:val="num" w:pos="2880"/>
+        </w:tabs>
+        <w:ind w:left="2880" w:hanging="360"/>
+      </w:pPr>
+      <w:rPr>
+        <w:rFonts w:ascii="Wingdings" w:hAnsi="Wingdings" w:hint="default"/>
+        <w:sz w:val="20"/>
+      </w:rPr>
+    </w:lvl>
+    <w:lvl w:ilvl="4" w:tentative="1">
+      <w:start w:val="1"/>
+      <w:numFmt w:val="bullet"/>
+      <w:lvlText w:val=""/>
+      <w:lvlJc w:val="left"/>
+      <w:pPr>
+        <w:tabs>
+          <w:tab w:val="num" w:pos="3600"/>
+        </w:tabs>
+        <w:ind w:left="3600" w:hanging="360"/>
+      </w:pPr>
+      <w:rPr>
+        <w:rFonts w:ascii="Wingdings" w:hAnsi="Wingdings" w:hint="default"/>
+        <w:sz w:val="20"/>
+      </w:rPr>
+    </w:lvl>
+    <w:lvl w:ilvl="5" w:tentative="1">
+      <w:start w:val="1"/>
+      <w:numFmt w:val="bullet"/>
+      <w:lvlText w:val=""/>
+      <w:lvlJc w:val="left"/>
+      <w:pPr>
+        <w:tabs>
+          <w:tab w:val="num" w:pos="4320"/>
+        </w:tabs>
+        <w:ind w:left="4320" w:hanging="360"/>
+      </w:pPr>
+      <w:rPr>
+        <w:rFonts w:ascii="Wingdings" w:hAnsi="Wingdings" w:hint="default"/>
+        <w:sz w:val="20"/>
+      </w:rPr>
+    </w:lvl>
+    <w:lvl w:ilvl="6" w:tentative="1">
+      <w:start w:val="1"/>
+      <w:numFmt w:val="bullet"/>
+      <w:lvlText w:val=""/>
+      <w:lvlJc w:val="left"/>
+      <w:pPr>
+        <w:tabs>
+          <w:tab w:val="num" w:pos="5040"/>
+        </w:tabs>
+        <w:ind w:left="5040" w:hanging="360"/>
+      </w:pPr>
+      <w:rPr>
+        <w:rFonts w:ascii="Wingdings" w:hAnsi="Wingdings" w:hint="default"/>
+        <w:sz w:val="20"/>
+      </w:rPr>
+    </w:lvl>
+    <w:lvl w:ilvl="7" w:tentative="1">
+      <w:start w:val="1"/>
+      <w:numFmt w:val="bullet"/>
+      <w:lvlText w:val=""/>
+      <w:lvlJc w:val="left"/>
+      <w:pPr>
+        <w:tabs>
+          <w:tab w:val="num" w:pos="5760"/>
+        </w:tabs>
+        <w:ind w:left="5760" w:hanging="360"/>
+      </w:pPr>
+      <w:rPr>
+        <w:rFonts w:ascii="Wingdings" w:hAnsi="Wingdings" w:hint="default"/>
+        <w:sz w:val="20"/>
+      </w:rPr>
+    </w:lvl>
+    <w:lvl w:ilvl="8" w:tentative="1">
+      <w:start w:val="1"/>
+      <w:numFmt w:val="bullet"/>
+      <w:lvlText w:val=""/>
+      <w:lvlJc w:val="left"/>
+      <w:pPr>
+        <w:tabs>
+          <w:tab w:val="num" w:pos="6480"/>
+        </w:tabs>
+        <w:ind w:left="6480" w:hanging="360"/>
+      </w:pPr>
+      <w:rPr>
+        <w:rFonts w:ascii="Wingdings" w:hAnsi="Wingdings" w:hint="default"/>
+        <w:sz w:val="20"/>
+      </w:rPr>
+    </w:lvl>
+  </w:abstractNum>
+  <w:abstractNum w:abstractNumId="28" w15:restartNumberingAfterBreak="0">
     <w:nsid w:val="6FFA0EEB"/>
     <w:multiLevelType w:val="multilevel"/>
     <w:tmpl w:val="2486A14C"/>
@@ -7307,7 +9391,7 @@
       </w:rPr>
     </w:lvl>
   </w:abstractNum>
-  <w:abstractNum w:abstractNumId="21" w15:restartNumberingAfterBreak="0">
+  <w:abstractNum w:abstractNumId="29" w15:restartNumberingAfterBreak="0">
     <w:nsid w:val="7CFF09EC"/>
     <w:multiLevelType w:val="multilevel"/>
     <w:tmpl w:val="9B5EF95C"/>
@@ -7456,7 +9540,7 @@
       </w:rPr>
     </w:lvl>
   </w:abstractNum>
-  <w:abstractNum w:abstractNumId="22" w15:restartNumberingAfterBreak="0">
+  <w:abstractNum w:abstractNumId="30" w15:restartNumberingAfterBreak="0">
     <w:nsid w:val="7EC47A42"/>
     <w:multiLevelType w:val="multilevel"/>
     <w:tmpl w:val="F6D85E12"/>
@@ -7606,73 +9690,97 @@
     </w:lvl>
   </w:abstractNum>
   <w:num w:numId="1" w16cid:durableId="586232005">
-    <w:abstractNumId w:val="10"/>
+    <w:abstractNumId w:val="16"/>
   </w:num>
   <w:num w:numId="2" w16cid:durableId="1833836839">
+    <w:abstractNumId w:val="18"/>
+  </w:num>
+  <w:num w:numId="3" w16cid:durableId="624501456">
+    <w:abstractNumId w:val="2"/>
+  </w:num>
+  <w:num w:numId="4" w16cid:durableId="1687124837">
     <w:abstractNumId w:val="12"/>
   </w:num>
-  <w:num w:numId="3" w16cid:durableId="624501456">
-    <w:abstractNumId w:val="1"/>
+  <w:num w:numId="5" w16cid:durableId="1695417813">
+    <w:abstractNumId w:val="6"/>
   </w:num>
-  <w:num w:numId="4" w16cid:durableId="1687124837">
-    <w:abstractNumId w:val="8"/>
+  <w:num w:numId="6" w16cid:durableId="423771807">
+    <w:abstractNumId w:val="30"/>
   </w:num>
-  <w:num w:numId="5" w16cid:durableId="1695417813">
+  <w:num w:numId="7" w16cid:durableId="2006783981">
+    <w:abstractNumId w:val="11"/>
+  </w:num>
+  <w:num w:numId="8" w16cid:durableId="1965387782">
     <w:abstractNumId w:val="4"/>
   </w:num>
-  <w:num w:numId="6" w16cid:durableId="423771807">
-    <w:abstractNumId w:val="22"/>
-  </w:num>
-  <w:num w:numId="7" w16cid:durableId="2006783981">
-    <w:abstractNumId w:val="7"/>
-  </w:num>
-  <w:num w:numId="8" w16cid:durableId="1965387782">
-    <w:abstractNumId w:val="3"/>
-  </w:num>
   <w:num w:numId="9" w16cid:durableId="1124930397">
-    <w:abstractNumId w:val="17"/>
+    <w:abstractNumId w:val="24"/>
   </w:num>
   <w:num w:numId="10" w16cid:durableId="1047880121">
     <w:abstractNumId w:val="0"/>
   </w:num>
   <w:num w:numId="11" w16cid:durableId="1067189473">
+    <w:abstractNumId w:val="22"/>
+  </w:num>
+  <w:num w:numId="12" w16cid:durableId="822500783">
+    <w:abstractNumId w:val="25"/>
+  </w:num>
+  <w:num w:numId="13" w16cid:durableId="1887519759">
+    <w:abstractNumId w:val="21"/>
+  </w:num>
+  <w:num w:numId="14" w16cid:durableId="1312783369">
+    <w:abstractNumId w:val="19"/>
+  </w:num>
+  <w:num w:numId="15" w16cid:durableId="1130243090">
+    <w:abstractNumId w:val="8"/>
+  </w:num>
+  <w:num w:numId="16" w16cid:durableId="2068137589">
+    <w:abstractNumId w:val="29"/>
+  </w:num>
+  <w:num w:numId="17" w16cid:durableId="982469263">
+    <w:abstractNumId w:val="28"/>
+  </w:num>
+  <w:num w:numId="18" w16cid:durableId="1128546695">
+    <w:abstractNumId w:val="7"/>
+  </w:num>
+  <w:num w:numId="19" w16cid:durableId="1744837982">
+    <w:abstractNumId w:val="17"/>
+  </w:num>
+  <w:num w:numId="20" w16cid:durableId="927889845">
+    <w:abstractNumId w:val="23"/>
+  </w:num>
+  <w:num w:numId="21" w16cid:durableId="1993216117">
+    <w:abstractNumId w:val="14"/>
+  </w:num>
+  <w:num w:numId="22" w16cid:durableId="1605922131">
+    <w:abstractNumId w:val="3"/>
+  </w:num>
+  <w:num w:numId="23" w16cid:durableId="1123773494">
+    <w:abstractNumId w:val="26"/>
+  </w:num>
+  <w:num w:numId="24" w16cid:durableId="1904484116">
+    <w:abstractNumId w:val="20"/>
+  </w:num>
+  <w:num w:numId="25" w16cid:durableId="554050479">
+    <w:abstractNumId w:val="10"/>
+  </w:num>
+  <w:num w:numId="26" w16cid:durableId="460881538">
     <w:abstractNumId w:val="15"/>
   </w:num>
-  <w:num w:numId="12" w16cid:durableId="822500783">
-    <w:abstractNumId w:val="18"/>
+  <w:num w:numId="27" w16cid:durableId="929118103">
+    <w:abstractNumId w:val="5"/>
   </w:num>
-  <w:num w:numId="13" w16cid:durableId="1887519759">
-    <w:abstractNumId w:val="14"/>
+  <w:num w:numId="28" w16cid:durableId="611981602">
+    <w:abstractNumId w:val="27"/>
   </w:num>
-  <w:num w:numId="14" w16cid:durableId="1312783369">
+  <w:num w:numId="29" w16cid:durableId="8068872">
     <w:abstractNumId w:val="13"/>
   </w:num>
-  <w:num w:numId="15" w16cid:durableId="1130243090">
-    <w:abstractNumId w:val="6"/>
-  </w:num>
-  <w:num w:numId="16" w16cid:durableId="2068137589">
-    <w:abstractNumId w:val="21"/>
-  </w:num>
-  <w:num w:numId="17" w16cid:durableId="982469263">
-    <w:abstractNumId w:val="20"/>
-  </w:num>
-  <w:num w:numId="18" w16cid:durableId="1128546695">
-    <w:abstractNumId w:val="5"/>
-  </w:num>
-  <w:num w:numId="19" w16cid:durableId="1744837982">
-    <w:abstractNumId w:val="11"/>
-  </w:num>
-  <w:num w:numId="20" w16cid:durableId="927889845">
-    <w:abstractNumId w:val="16"/>
-  </w:num>
-  <w:num w:numId="21" w16cid:durableId="1993216117">
+  <w:num w:numId="30" w16cid:durableId="36899953">
     <w:abstractNumId w:val="9"/>
   </w:num>
-  <w:num w:numId="22" w16cid:durableId="1605922131">
-    <w:abstractNumId w:val="2"/>
-  </w:num>
-  <w:num w:numId="23" w16cid:durableId="1123773494">
-    <w:abstractNumId w:val="19"/>
+  <w:num w:numId="31" w16cid:durableId="1061907003">
+    <w:abstractNumId w:val="1"/>
   </w:num>
 </w:numbering>
 </file>
@@ -8127,10 +10235,9 @@
     <w:next w:val="a"/>
     <w:link w:val="30"/>
     <w:uiPriority w:val="9"/>
-    <w:semiHidden/>
     <w:unhideWhenUsed/>
     <w:qFormat/>
-    <w:rsid w:val="00AB5B82"/>
+    <w:rsid w:val="000E4AC8"/>
     <w:pPr>
       <w:keepNext/>
       <w:keepLines/>
@@ -8138,8 +10245,8 @@
       <w:outlineLvl w:val="2"/>
     </w:pPr>
     <w:rPr>
-      <w:rFonts w:eastAsiaTheme="majorEastAsia" w:cstheme="majorBidi"/>
-      <w:color w:val="0F4761" w:themeColor="accent1" w:themeShade="BF"/>
+      <w:rFonts w:ascii="Times New Roman" w:eastAsiaTheme="majorEastAsia" w:hAnsi="Times New Roman" w:cstheme="majorBidi"/>
+      <w:color w:val="000000" w:themeColor="text1"/>
       <w:sz w:val="28"/>
       <w:szCs w:val="28"/>
     </w:rPr>
@@ -8333,11 +10440,10 @@
     <w:basedOn w:val="a0"/>
     <w:link w:val="3"/>
     <w:uiPriority w:val="9"/>
-    <w:semiHidden/>
-    <w:rsid w:val="00AB5B82"/>
+    <w:rsid w:val="000E4AC8"/>
     <w:rPr>
-      <w:rFonts w:eastAsiaTheme="majorEastAsia" w:cstheme="majorBidi"/>
-      <w:color w:val="0F4761" w:themeColor="accent1" w:themeShade="BF"/>
+      <w:rFonts w:ascii="Times New Roman" w:eastAsiaTheme="majorEastAsia" w:hAnsi="Times New Roman" w:cstheme="majorBidi"/>
+      <w:color w:val="000000" w:themeColor="text1"/>
       <w:sz w:val="28"/>
       <w:szCs w:val="28"/>
     </w:rPr>
